--- a/03_Multisensory/WorkSheets/03_MitW_Worksheet_Multisensory.docx
+++ b/03_Multisensory/WorkSheets/03_MitW_Worksheet_Multisensory.docx
@@ -6,13 +6,14 @@
       <w:pPr>
         <w:rPr>
           <w:rStyle w:val="TitleChar"/>
+          <w:rFonts w:ascii="Helvetica Light" w:hAnsi="Helvetica Light"/>
           <w:sz w:val="48"/>
           <w:szCs w:val="48"/>
         </w:rPr>
       </w:pPr>
       <w:r>
         <w:rPr>
-          <w:rFonts w:asciiTheme="majorHAnsi" w:eastAsiaTheme="majorEastAsia" w:hAnsiTheme="majorHAnsi" w:cstheme="majorBidi"/>
+          <w:rFonts w:ascii="Helvetica Light" w:eastAsiaTheme="majorEastAsia" w:hAnsi="Helvetica Light" w:cstheme="majorBidi"/>
           <w:spacing w:val="-10"/>
           <w:kern w:val="28"/>
           <w:sz w:val="48"/>
@@ -25,14 +26,23 @@
       <w:pPr>
         <w:rPr>
           <w:rStyle w:val="Heading1Char"/>
+          <w:rFonts w:ascii="Helvetica Light" w:hAnsi="Helvetica Light"/>
         </w:rPr>
       </w:pPr>
       <w:r>
         <w:rPr>
           <w:rStyle w:val="Heading1Char"/>
+          <w:rFonts w:ascii="Helvetica Light" w:hAnsi="Helvetica Light"/>
         </w:rPr>
         <w:t>Walking is Not as Easy as You Think</w:t>
       </w:r>
+    </w:p>
+    <w:p>
+      <w:pPr>
+        <w:rPr>
+          <w:rFonts w:ascii="Helvetica Light" w:hAnsi="Helvetica Light"/>
+        </w:rPr>
+      </w:pPr>
     </w:p>
     <w:p>
       <w:pPr>
@@ -54,82 +64,572 @@
     <w:p>
       <w:pPr>
         <w:pStyle w:val="Heading2"/>
-        <w:tabs>
-          <w:tab w:val="left" w:pos="3799"/>
-        </w:tabs>
-        <w:rPr>
-          <w:sz w:val="40"/>
-          <w:szCs w:val="40"/>
-        </w:rPr>
-      </w:pPr>
-      <w:r>
         <w:rPr>
           <w:rStyle w:val="Heading1Char"/>
+          <w:rFonts w:ascii="Helvetica Light" w:hAnsi="Helvetica Light"/>
+          <w:sz w:val="32"/>
+          <w:szCs w:val="32"/>
+        </w:rPr>
+      </w:pPr>
+    </w:p>
+    <w:p>
+      <w:pPr>
+        <w:pStyle w:val="Heading2"/>
+        <w:rPr>
+          <w:rFonts w:ascii="Helvetica Light" w:hAnsi="Helvetica Light"/>
+        </w:rPr>
+      </w:pPr>
+      <w:r>
+        <w:rPr>
+          <w:rStyle w:val="Heading1Char"/>
+          <w:rFonts w:ascii="Helvetica Light" w:hAnsi="Helvetica Light"/>
+          <w:sz w:val="32"/>
+          <w:szCs w:val="32"/>
+        </w:rPr>
+        <w:t xml:space="preserve">Exercise 1: </w:t>
+      </w:r>
+      <w:r>
+        <w:rPr>
+          <w:rStyle w:val="Heading1Char"/>
+          <w:rFonts w:ascii="Helvetica Light" w:hAnsi="Helvetica Light"/>
+          <w:sz w:val="32"/>
+          <w:szCs w:val="32"/>
         </w:rPr>
         <w:t>Sensory Systems</w:t>
       </w:r>
     </w:p>
     <w:p>
-      <w:r>
+      <w:pPr>
+        <w:rPr>
+          <w:rFonts w:ascii="Helvetica Light" w:hAnsi="Helvetica Light"/>
+        </w:rPr>
+      </w:pPr>
+      <w:r>
+        <w:rPr>
+          <w:rFonts w:ascii="Helvetica Light" w:hAnsi="Helvetica Light"/>
+        </w:rPr>
+        <w:t xml:space="preserve">1.1 </w:t>
+      </w:r>
+      <w:r>
+        <w:rPr>
+          <w:rFonts w:ascii="Helvetica Light" w:hAnsi="Helvetica Light"/>
+        </w:rPr>
         <w:t xml:space="preserve">How many </w:t>
       </w:r>
       <w:r>
+        <w:rPr>
+          <w:rFonts w:ascii="Helvetica Light" w:hAnsi="Helvetica Light"/>
+        </w:rPr>
         <w:t>senses</w:t>
       </w:r>
       <w:r>
+        <w:rPr>
+          <w:rFonts w:ascii="Helvetica Light" w:hAnsi="Helvetica Light"/>
+        </w:rPr>
         <w:t xml:space="preserve"> are there and name them:</w:t>
       </w:r>
     </w:p>
-    <w:p/>
-    <w:p/>
-    <w:p/>
-    <w:p/>
-    <w:p/>
-    <w:p/>
-    <w:p/>
-    <w:p/>
-    <w:p>
-      <w:r>
-        <w:t xml:space="preserve">What is Multisensory Integration </w:t>
-      </w:r>
-    </w:p>
-    <w:p/>
-    <w:p/>
-    <w:p/>
-    <w:p/>
+    <w:p>
+      <w:pPr>
+        <w:rPr>
+          <w:rFonts w:ascii="Helvetica Light" w:hAnsi="Helvetica Light"/>
+        </w:rPr>
+      </w:pPr>
+    </w:p>
+    <w:p>
+      <w:pPr>
+        <w:rPr>
+          <w:rFonts w:ascii="Helvetica Light" w:hAnsi="Helvetica Light"/>
+        </w:rPr>
+      </w:pPr>
+    </w:p>
+    <w:p>
+      <w:pPr>
+        <w:rPr>
+          <w:rFonts w:ascii="Helvetica Light" w:hAnsi="Helvetica Light"/>
+        </w:rPr>
+      </w:pPr>
+    </w:p>
+    <w:p>
+      <w:pPr>
+        <w:rPr>
+          <w:rFonts w:ascii="Helvetica Light" w:hAnsi="Helvetica Light"/>
+        </w:rPr>
+      </w:pPr>
+    </w:p>
+    <w:p>
+      <w:pPr>
+        <w:rPr>
+          <w:rFonts w:ascii="Helvetica Light" w:hAnsi="Helvetica Light"/>
+        </w:rPr>
+      </w:pPr>
+    </w:p>
+    <w:p>
+      <w:pPr>
+        <w:rPr>
+          <w:rFonts w:ascii="Helvetica Light" w:hAnsi="Helvetica Light"/>
+        </w:rPr>
+      </w:pPr>
+    </w:p>
+    <w:p>
+      <w:pPr>
+        <w:rPr>
+          <w:rFonts w:ascii="Helvetica Light" w:hAnsi="Helvetica Light"/>
+        </w:rPr>
+      </w:pPr>
+      <w:r>
+        <w:rPr>
+          <w:rFonts w:ascii="Helvetica Light" w:hAnsi="Helvetica Light"/>
+        </w:rPr>
+        <w:t xml:space="preserve">1.2 </w:t>
+      </w:r>
+      <w:r>
+        <w:rPr>
+          <w:rFonts w:ascii="Helvetica Light" w:hAnsi="Helvetica Light"/>
+        </w:rPr>
+        <w:t>What is Multisensory Integration</w:t>
+      </w:r>
+      <w:r>
+        <w:rPr>
+          <w:rFonts w:ascii="Helvetica Light" w:hAnsi="Helvetica Light"/>
+        </w:rPr>
+        <w:t xml:space="preserve"> and give </w:t>
+      </w:r>
+      <w:proofErr w:type="spellStart"/>
+      <w:r>
+        <w:rPr>
+          <w:rFonts w:ascii="Helvetica Light" w:hAnsi="Helvetica Light"/>
+        </w:rPr>
+        <w:t>and</w:t>
+      </w:r>
+      <w:proofErr w:type="spellEnd"/>
+      <w:r>
+        <w:rPr>
+          <w:rFonts w:ascii="Helvetica Light" w:hAnsi="Helvetica Light"/>
+        </w:rPr>
+        <w:t xml:space="preserve"> example</w:t>
+      </w:r>
+      <w:r>
+        <w:rPr>
+          <w:rFonts w:ascii="Helvetica Light" w:hAnsi="Helvetica Light"/>
+        </w:rPr>
+        <w:t xml:space="preserve"> </w:t>
+      </w:r>
+    </w:p>
+    <w:p>
+      <w:pPr>
+        <w:rPr>
+          <w:rFonts w:ascii="Helvetica Light" w:hAnsi="Helvetica Light"/>
+        </w:rPr>
+      </w:pPr>
+    </w:p>
+    <w:p>
+      <w:pPr>
+        <w:rPr>
+          <w:rFonts w:ascii="Helvetica Light" w:hAnsi="Helvetica Light"/>
+        </w:rPr>
+      </w:pPr>
+    </w:p>
+    <w:p>
+      <w:pPr>
+        <w:rPr>
+          <w:rFonts w:ascii="Helvetica Light" w:hAnsi="Helvetica Light"/>
+        </w:rPr>
+      </w:pPr>
+    </w:p>
+    <w:p>
+      <w:pPr>
+        <w:rPr>
+          <w:rFonts w:ascii="Helvetica Light" w:hAnsi="Helvetica Light"/>
+        </w:rPr>
+      </w:pPr>
+    </w:p>
     <w:p>
       <w:pPr>
         <w:pStyle w:val="Heading2"/>
         <w:rPr>
-          <w:sz w:val="40"/>
-          <w:szCs w:val="40"/>
-        </w:rPr>
-      </w:pPr>
+          <w:rFonts w:ascii="Helvetica Light" w:hAnsi="Helvetica Light"/>
+        </w:rPr>
+      </w:pPr>
+      <w:r>
+        <w:rPr>
+          <w:rFonts w:ascii="Helvetica Light" w:hAnsi="Helvetica Light"/>
+        </w:rPr>
+        <w:t xml:space="preserve">Exercise </w:t>
+      </w:r>
+      <w:r>
+        <w:rPr>
+          <w:rFonts w:ascii="Helvetica Light" w:hAnsi="Helvetica Light"/>
+        </w:rPr>
+        <w:t>2</w:t>
+      </w:r>
+      <w:r>
+        <w:rPr>
+          <w:rFonts w:ascii="Helvetica Light" w:hAnsi="Helvetica Light"/>
+        </w:rPr>
+        <w:t xml:space="preserve">: </w:t>
+      </w:r>
       <w:r>
         <w:rPr>
           <w:rStyle w:val="Heading1Char"/>
+          <w:rFonts w:ascii="Helvetica Light" w:hAnsi="Helvetica Light"/>
+          <w:sz w:val="32"/>
+          <w:szCs w:val="32"/>
+        </w:rPr>
+        <w:t>Self-motion</w:t>
+      </w:r>
+    </w:p>
+    <w:p>
+      <w:pPr>
+        <w:rPr>
+          <w:rFonts w:ascii="Helvetica Light" w:hAnsi="Helvetica Light"/>
+        </w:rPr>
+      </w:pPr>
+      <w:r>
+        <w:rPr>
+          <w:rFonts w:ascii="Helvetica Light" w:hAnsi="Helvetica Light"/>
+        </w:rPr>
+        <w:t>2.1 What is Self-motion give an example?</w:t>
+      </w:r>
+    </w:p>
+    <w:p>
+      <w:pPr>
+        <w:rPr>
+          <w:rFonts w:ascii="Helvetica Light" w:hAnsi="Helvetica Light"/>
+        </w:rPr>
+      </w:pPr>
+    </w:p>
+    <w:p>
+      <w:pPr>
+        <w:rPr>
+          <w:rFonts w:ascii="Helvetica Light" w:hAnsi="Helvetica Light"/>
+        </w:rPr>
+      </w:pPr>
+    </w:p>
+    <w:p>
+      <w:pPr>
+        <w:rPr>
+          <w:rFonts w:ascii="Helvetica Light" w:hAnsi="Helvetica Light"/>
+        </w:rPr>
+      </w:pPr>
+    </w:p>
+    <w:p>
+      <w:pPr>
+        <w:rPr>
+          <w:rFonts w:ascii="Helvetica Light" w:hAnsi="Helvetica Light"/>
+        </w:rPr>
+      </w:pPr>
+    </w:p>
+    <w:p>
+      <w:pPr>
+        <w:rPr>
+          <w:rFonts w:ascii="Helvetica Light" w:hAnsi="Helvetica Light"/>
+        </w:rPr>
+      </w:pPr>
+    </w:p>
+    <w:p>
+      <w:pPr>
+        <w:rPr>
+          <w:rFonts w:ascii="Helvetica Light" w:hAnsi="Helvetica Light"/>
+        </w:rPr>
+      </w:pPr>
+    </w:p>
+    <w:p>
+      <w:pPr>
+        <w:rPr>
+          <w:rFonts w:ascii="Helvetica Light" w:hAnsi="Helvetica Light"/>
+        </w:rPr>
+      </w:pPr>
+      <w:r>
+        <w:rPr>
+          <w:rFonts w:ascii="Helvetica Light" w:hAnsi="Helvetica Light"/>
+        </w:rPr>
+        <w:t xml:space="preserve">2.2 Why </w:t>
+      </w:r>
+      <w:r>
+        <w:rPr>
+          <w:rFonts w:ascii="Helvetica Light" w:hAnsi="Helvetica Light"/>
+        </w:rPr>
+        <w:t>is researching walking important?</w:t>
+      </w:r>
+    </w:p>
+    <w:p>
+      <w:pPr>
+        <w:rPr>
+          <w:rFonts w:ascii="Helvetica Light" w:hAnsi="Helvetica Light"/>
+        </w:rPr>
+      </w:pPr>
+    </w:p>
+    <w:p>
+      <w:pPr>
+        <w:rPr>
+          <w:rFonts w:ascii="Helvetica Light" w:hAnsi="Helvetica Light"/>
+          <w:lang w:val="en-US"/>
+        </w:rPr>
+      </w:pPr>
+    </w:p>
+    <w:p>
+      <w:pPr>
+        <w:rPr>
+          <w:rFonts w:ascii="Helvetica Light" w:hAnsi="Helvetica Light"/>
+          <w:lang w:val="en-US"/>
+        </w:rPr>
+      </w:pPr>
+    </w:p>
+    <w:p>
+      <w:pPr>
+        <w:rPr>
+          <w:rFonts w:ascii="Helvetica Light" w:hAnsi="Helvetica Light"/>
+          <w:lang w:val="en-US"/>
+        </w:rPr>
+      </w:pPr>
+    </w:p>
+    <w:p>
+      <w:pPr>
+        <w:rPr>
+          <w:rFonts w:ascii="Helvetica Light" w:hAnsi="Helvetica Light"/>
+        </w:rPr>
+      </w:pPr>
+      <w:r>
+        <w:rPr>
+          <w:rFonts w:ascii="Helvetica Light" w:hAnsi="Helvetica Light"/>
+          <w:lang w:val="en-US"/>
+        </w:rPr>
+        <w:t xml:space="preserve">2.3 </w:t>
+      </w:r>
+      <w:r>
+        <w:rPr>
+          <w:rFonts w:ascii="Helvetica Light" w:eastAsiaTheme="minorEastAsia" w:hAnsi="Helvetica Light"/>
+          <w:lang w:val="en-US"/>
+        </w:rPr>
+        <w:t>What is the most important sense for walking?</w:t>
+      </w:r>
+    </w:p>
+    <w:p>
+      <w:pPr>
+        <w:ind w:left="1440"/>
+        <w:rPr>
+          <w:rFonts w:ascii="Helvetica Light" w:hAnsi="Helvetica Light"/>
+        </w:rPr>
+      </w:pPr>
+    </w:p>
+    <w:p>
+      <w:pPr>
+        <w:numPr>
+          <w:ilvl w:val="1"/>
+          <w:numId w:val="1"/>
+        </w:numPr>
+        <w:rPr>
+          <w:rFonts w:ascii="Helvetica Light" w:hAnsi="Helvetica Light"/>
+        </w:rPr>
+      </w:pPr>
+      <w:r>
+        <w:rPr>
+          <w:rFonts w:ascii="Helvetica Light" w:eastAsiaTheme="minorEastAsia" w:hAnsi="Helvetica Light"/>
+          <w:lang w:val="en-US"/>
+        </w:rPr>
+        <w:t>We use vision much more than body cues</w:t>
+      </w:r>
+    </w:p>
+    <w:p>
+      <w:pPr>
+        <w:numPr>
+          <w:ilvl w:val="1"/>
+          <w:numId w:val="1"/>
+        </w:numPr>
+        <w:rPr>
+          <w:rFonts w:ascii="Helvetica Light" w:hAnsi="Helvetica Light"/>
+        </w:rPr>
+      </w:pPr>
+      <w:r>
+        <w:rPr>
+          <w:rFonts w:ascii="Helvetica Light" w:eastAsiaTheme="minorEastAsia" w:hAnsi="Helvetica Light"/>
+          <w:lang w:val="en-US"/>
+        </w:rPr>
+        <w:t>We use body cues much more than vision</w:t>
+      </w:r>
+    </w:p>
+    <w:p>
+      <w:pPr>
+        <w:numPr>
+          <w:ilvl w:val="1"/>
+          <w:numId w:val="1"/>
+        </w:numPr>
+        <w:rPr>
+          <w:rFonts w:ascii="Helvetica Light" w:hAnsi="Helvetica Light"/>
+        </w:rPr>
+      </w:pPr>
+      <w:r>
+        <w:rPr>
+          <w:rFonts w:ascii="Helvetica Light" w:eastAsiaTheme="minorEastAsia" w:hAnsi="Helvetica Light"/>
+          <w:lang w:val="en-US"/>
+        </w:rPr>
+        <w:t>We use body cues as much as vision</w:t>
+      </w:r>
+    </w:p>
+    <w:p>
+      <w:pPr>
+        <w:rPr>
+          <w:rFonts w:ascii="Helvetica Light" w:hAnsi="Helvetica Light"/>
+        </w:rPr>
+      </w:pPr>
+    </w:p>
+    <w:p>
+      <w:pPr>
+        <w:rPr>
+          <w:rFonts w:ascii="Helvetica Light" w:hAnsi="Helvetica Light"/>
+        </w:rPr>
+      </w:pPr>
+      <w:r>
+        <w:rPr>
+          <w:rFonts w:ascii="Helvetica Light" w:hAnsi="Helvetica Light"/>
+        </w:rPr>
+        <w:t>2.4</w:t>
+      </w:r>
+      <w:r>
+        <w:rPr>
+          <w:rFonts w:ascii="Helvetica Light" w:hAnsi="Helvetica Light"/>
+        </w:rPr>
+        <w:t xml:space="preserve"> How to study Walking</w:t>
+      </w:r>
+    </w:p>
+    <w:p>
+      <w:pPr>
+        <w:rPr>
+          <w:rFonts w:ascii="Helvetica Light" w:hAnsi="Helvetica Light"/>
+        </w:rPr>
+      </w:pPr>
+    </w:p>
+    <w:p>
+      <w:pPr>
+        <w:rPr>
+          <w:rFonts w:ascii="Helvetica Light" w:hAnsi="Helvetica Light"/>
+        </w:rPr>
+      </w:pPr>
+      <w:r>
+        <w:rPr>
+          <w:rFonts w:ascii="Helvetica Light" w:hAnsi="Helvetica Light"/>
+        </w:rPr>
+        <w:t>How would you isolate vision or motion?</w:t>
+      </w:r>
+    </w:p>
+    <w:p>
+      <w:pPr>
+        <w:rPr>
+          <w:rFonts w:ascii="Helvetica Light" w:hAnsi="Helvetica Light"/>
+        </w:rPr>
+      </w:pPr>
+    </w:p>
+    <w:p>
+      <w:pPr>
+        <w:rPr>
+          <w:rFonts w:ascii="Helvetica Light" w:hAnsi="Helvetica Light"/>
+        </w:rPr>
+      </w:pPr>
+    </w:p>
+    <w:p>
+      <w:pPr>
+        <w:rPr>
+          <w:rFonts w:ascii="Helvetica Light" w:hAnsi="Helvetica Light"/>
+        </w:rPr>
+      </w:pPr>
+    </w:p>
+    <w:p>
+      <w:pPr>
+        <w:rPr>
+          <w:rFonts w:ascii="Helvetica Light" w:hAnsi="Helvetica Light"/>
+        </w:rPr>
+      </w:pPr>
+    </w:p>
+    <w:p>
+      <w:pPr>
+        <w:rPr>
+          <w:rFonts w:ascii="Helvetica Light" w:hAnsi="Helvetica Light"/>
+        </w:rPr>
+      </w:pPr>
+    </w:p>
+    <w:p>
+      <w:pPr>
+        <w:rPr>
+          <w:rFonts w:ascii="Helvetica Light" w:hAnsi="Helvetica Light"/>
+        </w:rPr>
+      </w:pPr>
+    </w:p>
+    <w:p>
+      <w:pPr>
+        <w:rPr>
+          <w:rFonts w:ascii="Helvetica Light" w:eastAsiaTheme="majorEastAsia" w:hAnsi="Helvetica Light" w:cstheme="majorBidi"/>
+          <w:color w:val="0F4761" w:themeColor="accent1" w:themeShade="BF"/>
+          <w:sz w:val="32"/>
+          <w:szCs w:val="32"/>
+        </w:rPr>
+      </w:pPr>
+      <w:r>
+        <w:rPr>
+          <w:rFonts w:ascii="Helvetica Light" w:hAnsi="Helvetica Light"/>
+        </w:rPr>
+        <w:br w:type="page"/>
+      </w:r>
+    </w:p>
+    <w:p>
+      <w:pPr>
+        <w:pStyle w:val="Heading2"/>
+        <w:rPr>
+          <w:rFonts w:ascii="Helvetica Light" w:hAnsi="Helvetica Light"/>
+        </w:rPr>
+      </w:pPr>
+      <w:r>
+        <w:rPr>
+          <w:rFonts w:ascii="Helvetica Light" w:hAnsi="Helvetica Light"/>
+        </w:rPr>
+        <w:lastRenderedPageBreak/>
+        <w:t xml:space="preserve">Exercise 3: </w:t>
+      </w:r>
+      <w:r>
+        <w:rPr>
+          <w:rStyle w:val="Heading1Char"/>
+          <w:rFonts w:ascii="Helvetica Light" w:hAnsi="Helvetica Light"/>
+          <w:sz w:val="32"/>
+          <w:szCs w:val="32"/>
         </w:rPr>
         <w:t>How Much Do You Remember</w:t>
       </w:r>
       <w:r>
         <w:rPr>
           <w:rStyle w:val="Heading1Char"/>
+          <w:rFonts w:ascii="Helvetica Light" w:hAnsi="Helvetica Light"/>
+          <w:sz w:val="32"/>
+          <w:szCs w:val="32"/>
         </w:rPr>
         <w:t xml:space="preserve"> </w:t>
       </w:r>
     </w:p>
     <w:p>
-      <w:r>
+      <w:pPr>
+        <w:rPr>
+          <w:rFonts w:ascii="Helvetica Light" w:hAnsi="Helvetica Light"/>
+        </w:rPr>
+      </w:pPr>
+      <w:r>
+        <w:rPr>
+          <w:rFonts w:ascii="Helvetica Light" w:hAnsi="Helvetica Light"/>
+        </w:rPr>
         <w:t>Label the graph and add the data:</w:t>
       </w:r>
     </w:p>
     <w:p>
-      <w:r>
-        <w:rPr>
+      <w:pPr>
+        <w:rPr>
+          <w:rFonts w:ascii="Helvetica Light" w:hAnsi="Helvetica Light"/>
+        </w:rPr>
+      </w:pPr>
+      <w:r>
+        <w:rPr>
+          <w:rFonts w:ascii="Helvetica Light" w:hAnsi="Helvetica Light"/>
           <w:noProof/>
         </w:rPr>
         <w:drawing>
-          <wp:inline distT="0" distB="0" distL="0" distR="0" wp14:anchorId="588E5841" wp14:editId="6B077BBE">
+          <wp:inline distT="0" distB="0" distL="0" distR="0" wp14:anchorId="588E5841" wp14:editId="23370705">
             <wp:extent cx="4572000" cy="3657600"/>
             <wp:effectExtent l="0" t="0" r="0" b="0"/>
             <wp:docPr id="1641812096" name="Picture 1" descr="A square with a dotted line&#10;&#10;Description automatically generated"/>
@@ -144,7 +644,7 @@
                     <pic:cNvPicPr/>
                   </pic:nvPicPr>
                   <pic:blipFill>
-                    <a:blip r:embed="rId7" cstate="print">
+                    <a:blip r:embed="rId8" cstate="print">
                       <a:extLst>
                         <a:ext uri="{28A0092B-C50C-407E-A947-70E740481C1C}">
                           <a14:useLocalDpi xmlns:a14="http://schemas.microsoft.com/office/drawing/2010/main" val="0"/>
@@ -173,13 +673,146 @@
     </w:p>
     <w:p>
       <w:pPr>
+        <w:pStyle w:val="Heading2"/>
+        <w:rPr>
+          <w:rFonts w:ascii="Helvetica Light" w:hAnsi="Helvetica Light"/>
+        </w:rPr>
+      </w:pPr>
+      <w:r>
+        <w:rPr>
+          <w:rFonts w:ascii="Helvetica Light" w:hAnsi="Helvetica Light"/>
+        </w:rPr>
+        <w:t xml:space="preserve">Exercise </w:t>
+      </w:r>
+      <w:r>
+        <w:rPr>
+          <w:rFonts w:ascii="Helvetica Light" w:hAnsi="Helvetica Light"/>
+        </w:rPr>
+        <w:t>4</w:t>
+      </w:r>
+      <w:r>
+        <w:rPr>
+          <w:rFonts w:ascii="Helvetica Light" w:hAnsi="Helvetica Light"/>
+        </w:rPr>
+        <w:t xml:space="preserve">: </w:t>
+      </w:r>
+      <w:r>
         <w:rPr>
           <w:rStyle w:val="Heading1Char"/>
-        </w:rPr>
-      </w:pPr>
+          <w:rFonts w:ascii="Helvetica Light" w:hAnsi="Helvetica Light"/>
+          <w:sz w:val="32"/>
+          <w:szCs w:val="32"/>
+        </w:rPr>
+        <w:t>Walking Distance</w:t>
+      </w:r>
       <w:r>
         <w:rPr>
           <w:rStyle w:val="Heading1Char"/>
+          <w:rFonts w:ascii="Helvetica Light" w:hAnsi="Helvetica Light"/>
+          <w:sz w:val="32"/>
+          <w:szCs w:val="32"/>
+        </w:rPr>
+        <w:t xml:space="preserve"> </w:t>
+      </w:r>
+    </w:p>
+    <w:p>
+      <w:pPr>
+        <w:rPr>
+          <w:rFonts w:ascii="Helvetica Light" w:hAnsi="Helvetica Light"/>
+        </w:rPr>
+      </w:pPr>
+      <w:r>
+        <w:rPr>
+          <w:rFonts w:ascii="Helvetica Light" w:hAnsi="Helvetica Light"/>
+        </w:rPr>
+        <w:t xml:space="preserve">Label the graph and </w:t>
+      </w:r>
+      <w:r>
+        <w:rPr>
+          <w:rFonts w:ascii="Helvetica Light" w:hAnsi="Helvetica Light"/>
+        </w:rPr>
+        <w:t>other lines</w:t>
+      </w:r>
+    </w:p>
+    <w:p>
+      <w:pPr>
+        <w:jc w:val="center"/>
+        <w:rPr>
+          <w:rFonts w:ascii="Helvetica Light" w:hAnsi="Helvetica Light"/>
+        </w:rPr>
+      </w:pPr>
+      <w:r>
+        <w:rPr>
+          <w:rFonts w:ascii="Helvetica Light" w:hAnsi="Helvetica Light"/>
+        </w:rPr>
+        <w:drawing>
+          <wp:inline distT="0" distB="0" distL="0" distR="0" wp14:anchorId="6E8DE1EB" wp14:editId="4204167B">
+            <wp:extent cx="3561379" cy="2848708"/>
+            <wp:effectExtent l="0" t="0" r="0" b="0"/>
+            <wp:docPr id="1574327995" name="Content Placeholder 7" descr="A graph of distance between two lines&#10;&#10;Description automatically generated with medium confidence">
+              <a:extLst xmlns:a="http://schemas.openxmlformats.org/drawingml/2006/main">
+                <a:ext uri="{FF2B5EF4-FFF2-40B4-BE49-F238E27FC236}">
+                  <a16:creationId xmlns:a16="http://schemas.microsoft.com/office/drawing/2014/main" id="{50584CDD-5F0E-7D59-7664-FA8EFB16A0FC}"/>
+                </a:ext>
+              </a:extLst>
+            </wp:docPr>
+            <wp:cNvGraphicFramePr>
+              <a:graphicFrameLocks xmlns:a="http://schemas.openxmlformats.org/drawingml/2006/main" noGrp="1" noChangeAspect="1"/>
+            </wp:cNvGraphicFramePr>
+            <a:graphic xmlns:a="http://schemas.openxmlformats.org/drawingml/2006/main">
+              <a:graphicData uri="http://schemas.openxmlformats.org/drawingml/2006/picture">
+                <pic:pic xmlns:pic="http://schemas.openxmlformats.org/drawingml/2006/picture">
+                  <pic:nvPicPr>
+                    <pic:cNvPr id="8" name="Content Placeholder 7" descr="A graph of distance between two lines&#10;&#10;Description automatically generated with medium confidence">
+                      <a:extLst>
+                        <a:ext uri="{FF2B5EF4-FFF2-40B4-BE49-F238E27FC236}">
+                          <a16:creationId xmlns:a16="http://schemas.microsoft.com/office/drawing/2014/main" id="{50584CDD-5F0E-7D59-7664-FA8EFB16A0FC}"/>
+                        </a:ext>
+                      </a:extLst>
+                    </pic:cNvPr>
+                    <pic:cNvPicPr>
+                      <a:picLocks noGrp="1" noChangeAspect="1"/>
+                    </pic:cNvPicPr>
+                  </pic:nvPicPr>
+                  <pic:blipFill>
+                    <a:blip r:embed="rId9" cstate="print">
+                      <a:extLst>
+                        <a:ext uri="{28A0092B-C50C-407E-A947-70E740481C1C}">
+                          <a14:useLocalDpi xmlns:a14="http://schemas.microsoft.com/office/drawing/2010/main" val="0"/>
+                        </a:ext>
+                      </a:extLst>
+                    </a:blip>
+                    <a:stretch>
+                      <a:fillRect/>
+                    </a:stretch>
+                  </pic:blipFill>
+                  <pic:spPr>
+                    <a:xfrm>
+                      <a:off x="0" y="0"/>
+                      <a:ext cx="3591549" cy="2872840"/>
+                    </a:xfrm>
+                    <a:prstGeom prst="rect">
+                      <a:avLst/>
+                    </a:prstGeom>
+                  </pic:spPr>
+                </pic:pic>
+              </a:graphicData>
+            </a:graphic>
+          </wp:inline>
+        </w:drawing>
+      </w:r>
+    </w:p>
+    <w:p>
+      <w:pPr>
+        <w:rPr>
+          <w:rStyle w:val="Heading1Char"/>
+          <w:rFonts w:ascii="Helvetica Light" w:hAnsi="Helvetica Light"/>
+        </w:rPr>
+      </w:pPr>
+      <w:r>
+        <w:rPr>
+          <w:rStyle w:val="Heading1Char"/>
+          <w:rFonts w:ascii="Helvetica Light" w:hAnsi="Helvetica Light"/>
         </w:rPr>
         <w:br w:type="page"/>
       </w:r>
@@ -188,33 +821,558 @@
       <w:pPr>
         <w:pStyle w:val="Heading2"/>
         <w:rPr>
-          <w:sz w:val="40"/>
-          <w:szCs w:val="40"/>
-        </w:rPr>
-      </w:pPr>
-      <w:r>
-        <w:rPr>
           <w:rStyle w:val="Heading1Char"/>
+          <w:rFonts w:ascii="Helvetica Light" w:hAnsi="Helvetica Light"/>
+        </w:rPr>
+      </w:pPr>
+      <w:r>
+        <w:rPr>
+          <w:rStyle w:val="Heading1Char"/>
+          <w:rFonts w:ascii="Helvetica Light" w:hAnsi="Helvetica Light"/>
         </w:rPr>
         <w:lastRenderedPageBreak/>
+        <w:t xml:space="preserve">Exercise 5: </w:t>
+      </w:r>
+      <w:r>
+        <w:rPr>
+          <w:rStyle w:val="Heading1Char"/>
+          <w:rFonts w:ascii="Helvetica Light" w:hAnsi="Helvetica Light"/>
+        </w:rPr>
         <w:t>Left or Right</w:t>
       </w:r>
     </w:p>
-    <w:p>
-      <w:r>
+    <w:p/>
+    <w:p>
+      <w:pPr>
+        <w:rPr>
+          <w:rFonts w:ascii="Helvetica Light" w:hAnsi="Helvetica Light"/>
+        </w:rPr>
+      </w:pPr>
+      <w:r>
+        <w:rPr>
+          <w:rFonts w:ascii="Helvetica Light" w:hAnsi="Helvetica Light"/>
+        </w:rPr>
+        <w:t>Exercise 5.1: Fill in the table</w:t>
+      </w:r>
+    </w:p>
+    <w:p>
+      <w:pPr>
+        <w:rPr>
+          <w:rFonts w:ascii="Helvetica Light" w:hAnsi="Helvetica Light"/>
+        </w:rPr>
+      </w:pPr>
+    </w:p>
+    <w:tbl>
+      <w:tblPr>
+        <w:tblStyle w:val="PlainTable3"/>
+        <w:tblW w:w="0" w:type="auto"/>
+        <w:tblLook w:val="04A0" w:firstRow="1" w:lastRow="0" w:firstColumn="1" w:lastColumn="0" w:noHBand="0" w:noVBand="1"/>
+      </w:tblPr>
+      <w:tblGrid>
+        <w:gridCol w:w="1802"/>
+        <w:gridCol w:w="1802"/>
+        <w:gridCol w:w="1802"/>
+        <w:gridCol w:w="1802"/>
+        <w:gridCol w:w="1802"/>
+      </w:tblGrid>
+      <w:tr>
+        <w:trPr>
+          <w:cnfStyle w:val="100000000000" w:firstRow="1" w:lastRow="0" w:firstColumn="0" w:lastColumn="0" w:oddVBand="0" w:evenVBand="0" w:oddHBand="0" w:evenHBand="0" w:firstRowFirstColumn="0" w:firstRowLastColumn="0" w:lastRowFirstColumn="0" w:lastRowLastColumn="0"/>
+        </w:trPr>
+        <w:tc>
+          <w:tcPr>
+            <w:cnfStyle w:val="001000000100" w:firstRow="0" w:lastRow="0" w:firstColumn="1" w:lastColumn="0" w:oddVBand="0" w:evenVBand="0" w:oddHBand="0" w:evenHBand="0" w:firstRowFirstColumn="1" w:firstRowLastColumn="0" w:lastRowFirstColumn="0" w:lastRowLastColumn="0"/>
+            <w:tcW w:w="1802" w:type="dxa"/>
+            <w:tcBorders>
+              <w:right w:val="single" w:sz="4" w:space="0" w:color="auto"/>
+            </w:tcBorders>
+          </w:tcPr>
+          <w:p>
+            <w:pPr>
+              <w:rPr>
+                <w:rFonts w:ascii="Helvetica Light" w:hAnsi="Helvetica Light"/>
+              </w:rPr>
+            </w:pPr>
+            <w:r>
+              <w:rPr>
+                <w:rFonts w:ascii="Helvetica Light" w:hAnsi="Helvetica Light"/>
+              </w:rPr>
+              <w:t>Repitition</w:t>
+            </w:r>
+          </w:p>
+        </w:tc>
+        <w:tc>
+          <w:tcPr>
+            <w:tcW w:w="1802" w:type="dxa"/>
+            <w:tcBorders>
+              <w:left w:val="single" w:sz="4" w:space="0" w:color="auto"/>
+            </w:tcBorders>
+          </w:tcPr>
+          <w:p>
+            <w:pPr>
+              <w:cnfStyle w:val="100000000000" w:firstRow="1" w:lastRow="0" w:firstColumn="0" w:lastColumn="0" w:oddVBand="0" w:evenVBand="0" w:oddHBand="0" w:evenHBand="0" w:firstRowFirstColumn="0" w:firstRowLastColumn="0" w:lastRowFirstColumn="0" w:lastRowLastColumn="0"/>
+              <w:rPr>
+                <w:rFonts w:ascii="Helvetica Light" w:hAnsi="Helvetica Light"/>
+              </w:rPr>
+            </w:pPr>
+            <w:r>
+              <w:rPr>
+                <w:rFonts w:ascii="Helvetica Light" w:hAnsi="Helvetica Light"/>
+              </w:rPr>
+              <w:t>-20</w:t>
+            </w:r>
+          </w:p>
+        </w:tc>
+        <w:tc>
+          <w:tcPr>
+            <w:tcW w:w="1802" w:type="dxa"/>
+          </w:tcPr>
+          <w:p>
+            <w:pPr>
+              <w:cnfStyle w:val="100000000000" w:firstRow="1" w:lastRow="0" w:firstColumn="0" w:lastColumn="0" w:oddVBand="0" w:evenVBand="0" w:oddHBand="0" w:evenHBand="0" w:firstRowFirstColumn="0" w:firstRowLastColumn="0" w:lastRowFirstColumn="0" w:lastRowLastColumn="0"/>
+              <w:rPr>
+                <w:rFonts w:ascii="Helvetica Light" w:hAnsi="Helvetica Light"/>
+              </w:rPr>
+            </w:pPr>
+            <w:r>
+              <w:rPr>
+                <w:rFonts w:ascii="Helvetica Light" w:hAnsi="Helvetica Light"/>
+              </w:rPr>
+              <w:t>-1</w:t>
+            </w:r>
+          </w:p>
+        </w:tc>
+        <w:tc>
+          <w:tcPr>
+            <w:tcW w:w="1802" w:type="dxa"/>
+          </w:tcPr>
+          <w:p>
+            <w:pPr>
+              <w:cnfStyle w:val="100000000000" w:firstRow="1" w:lastRow="0" w:firstColumn="0" w:lastColumn="0" w:oddVBand="0" w:evenVBand="0" w:oddHBand="0" w:evenHBand="0" w:firstRowFirstColumn="0" w:firstRowLastColumn="0" w:lastRowFirstColumn="0" w:lastRowLastColumn="0"/>
+              <w:rPr>
+                <w:rFonts w:ascii="Helvetica Light" w:hAnsi="Helvetica Light"/>
+              </w:rPr>
+            </w:pPr>
+            <w:r>
+              <w:rPr>
+                <w:rFonts w:ascii="Helvetica Light" w:hAnsi="Helvetica Light"/>
+              </w:rPr>
+              <w:t>1</w:t>
+            </w:r>
+          </w:p>
+        </w:tc>
+        <w:tc>
+          <w:tcPr>
+            <w:tcW w:w="1802" w:type="dxa"/>
+          </w:tcPr>
+          <w:p>
+            <w:pPr>
+              <w:cnfStyle w:val="100000000000" w:firstRow="1" w:lastRow="0" w:firstColumn="0" w:lastColumn="0" w:oddVBand="0" w:evenVBand="0" w:oddHBand="0" w:evenHBand="0" w:firstRowFirstColumn="0" w:firstRowLastColumn="0" w:lastRowFirstColumn="0" w:lastRowLastColumn="0"/>
+              <w:rPr>
+                <w:rFonts w:ascii="Helvetica Light" w:hAnsi="Helvetica Light"/>
+              </w:rPr>
+            </w:pPr>
+            <w:r>
+              <w:rPr>
+                <w:rFonts w:ascii="Helvetica Light" w:hAnsi="Helvetica Light"/>
+              </w:rPr>
+              <w:t>20</w:t>
+            </w:r>
+          </w:p>
+        </w:tc>
+      </w:tr>
+      <w:tr>
+        <w:trPr>
+          <w:cnfStyle w:val="000000100000" w:firstRow="0" w:lastRow="0" w:firstColumn="0" w:lastColumn="0" w:oddVBand="0" w:evenVBand="0" w:oddHBand="1" w:evenHBand="0" w:firstRowFirstColumn="0" w:firstRowLastColumn="0" w:lastRowFirstColumn="0" w:lastRowLastColumn="0"/>
+        </w:trPr>
+        <w:tc>
+          <w:tcPr>
+            <w:cnfStyle w:val="001000000000" w:firstRow="0" w:lastRow="0" w:firstColumn="1" w:lastColumn="0" w:oddVBand="0" w:evenVBand="0" w:oddHBand="0" w:evenHBand="0" w:firstRowFirstColumn="0" w:firstRowLastColumn="0" w:lastRowFirstColumn="0" w:lastRowLastColumn="0"/>
+            <w:tcW w:w="1802" w:type="dxa"/>
+          </w:tcPr>
+          <w:p>
+            <w:pPr>
+              <w:rPr>
+                <w:rFonts w:ascii="Helvetica Light" w:hAnsi="Helvetica Light"/>
+              </w:rPr>
+            </w:pPr>
+            <w:r>
+              <w:rPr>
+                <w:rFonts w:ascii="Helvetica Light" w:hAnsi="Helvetica Light"/>
+              </w:rPr>
+              <w:t>1</w:t>
+            </w:r>
+          </w:p>
+        </w:tc>
+        <w:tc>
+          <w:tcPr>
+            <w:tcW w:w="1802" w:type="dxa"/>
+          </w:tcPr>
+          <w:p>
+            <w:pPr>
+              <w:cnfStyle w:val="000000100000" w:firstRow="0" w:lastRow="0" w:firstColumn="0" w:lastColumn="0" w:oddVBand="0" w:evenVBand="0" w:oddHBand="1" w:evenHBand="0" w:firstRowFirstColumn="0" w:firstRowLastColumn="0" w:lastRowFirstColumn="0" w:lastRowLastColumn="0"/>
+              <w:rPr>
+                <w:rFonts w:ascii="Helvetica Light" w:hAnsi="Helvetica Light"/>
+              </w:rPr>
+            </w:pPr>
+          </w:p>
+        </w:tc>
+        <w:tc>
+          <w:tcPr>
+            <w:tcW w:w="1802" w:type="dxa"/>
+          </w:tcPr>
+          <w:p>
+            <w:pPr>
+              <w:cnfStyle w:val="000000100000" w:firstRow="0" w:lastRow="0" w:firstColumn="0" w:lastColumn="0" w:oddVBand="0" w:evenVBand="0" w:oddHBand="1" w:evenHBand="0" w:firstRowFirstColumn="0" w:firstRowLastColumn="0" w:lastRowFirstColumn="0" w:lastRowLastColumn="0"/>
+              <w:rPr>
+                <w:rFonts w:ascii="Helvetica Light" w:hAnsi="Helvetica Light"/>
+              </w:rPr>
+            </w:pPr>
+          </w:p>
+        </w:tc>
+        <w:tc>
+          <w:tcPr>
+            <w:tcW w:w="1802" w:type="dxa"/>
+          </w:tcPr>
+          <w:p>
+            <w:pPr>
+              <w:cnfStyle w:val="000000100000" w:firstRow="0" w:lastRow="0" w:firstColumn="0" w:lastColumn="0" w:oddVBand="0" w:evenVBand="0" w:oddHBand="1" w:evenHBand="0" w:firstRowFirstColumn="0" w:firstRowLastColumn="0" w:lastRowFirstColumn="0" w:lastRowLastColumn="0"/>
+              <w:rPr>
+                <w:rFonts w:ascii="Helvetica Light" w:hAnsi="Helvetica Light"/>
+              </w:rPr>
+            </w:pPr>
+          </w:p>
+        </w:tc>
+        <w:tc>
+          <w:tcPr>
+            <w:tcW w:w="1802" w:type="dxa"/>
+          </w:tcPr>
+          <w:p>
+            <w:pPr>
+              <w:cnfStyle w:val="000000100000" w:firstRow="0" w:lastRow="0" w:firstColumn="0" w:lastColumn="0" w:oddVBand="0" w:evenVBand="0" w:oddHBand="1" w:evenHBand="0" w:firstRowFirstColumn="0" w:firstRowLastColumn="0" w:lastRowFirstColumn="0" w:lastRowLastColumn="0"/>
+              <w:rPr>
+                <w:rFonts w:ascii="Helvetica Light" w:hAnsi="Helvetica Light"/>
+              </w:rPr>
+            </w:pPr>
+          </w:p>
+        </w:tc>
+      </w:tr>
+      <w:tr>
+        <w:tc>
+          <w:tcPr>
+            <w:cnfStyle w:val="001000000000" w:firstRow="0" w:lastRow="0" w:firstColumn="1" w:lastColumn="0" w:oddVBand="0" w:evenVBand="0" w:oddHBand="0" w:evenHBand="0" w:firstRowFirstColumn="0" w:firstRowLastColumn="0" w:lastRowFirstColumn="0" w:lastRowLastColumn="0"/>
+            <w:tcW w:w="1802" w:type="dxa"/>
+          </w:tcPr>
+          <w:p>
+            <w:pPr>
+              <w:rPr>
+                <w:rFonts w:ascii="Helvetica Light" w:hAnsi="Helvetica Light"/>
+              </w:rPr>
+            </w:pPr>
+            <w:r>
+              <w:rPr>
+                <w:rFonts w:ascii="Helvetica Light" w:hAnsi="Helvetica Light"/>
+              </w:rPr>
+              <w:t>2</w:t>
+            </w:r>
+          </w:p>
+        </w:tc>
+        <w:tc>
+          <w:tcPr>
+            <w:tcW w:w="1802" w:type="dxa"/>
+          </w:tcPr>
+          <w:p>
+            <w:pPr>
+              <w:cnfStyle w:val="000000000000" w:firstRow="0" w:lastRow="0" w:firstColumn="0" w:lastColumn="0" w:oddVBand="0" w:evenVBand="0" w:oddHBand="0" w:evenHBand="0" w:firstRowFirstColumn="0" w:firstRowLastColumn="0" w:lastRowFirstColumn="0" w:lastRowLastColumn="0"/>
+              <w:rPr>
+                <w:rFonts w:ascii="Helvetica Light" w:hAnsi="Helvetica Light"/>
+              </w:rPr>
+            </w:pPr>
+          </w:p>
+        </w:tc>
+        <w:tc>
+          <w:tcPr>
+            <w:tcW w:w="1802" w:type="dxa"/>
+          </w:tcPr>
+          <w:p>
+            <w:pPr>
+              <w:cnfStyle w:val="000000000000" w:firstRow="0" w:lastRow="0" w:firstColumn="0" w:lastColumn="0" w:oddVBand="0" w:evenVBand="0" w:oddHBand="0" w:evenHBand="0" w:firstRowFirstColumn="0" w:firstRowLastColumn="0" w:lastRowFirstColumn="0" w:lastRowLastColumn="0"/>
+              <w:rPr>
+                <w:rFonts w:ascii="Helvetica Light" w:hAnsi="Helvetica Light"/>
+              </w:rPr>
+            </w:pPr>
+          </w:p>
+        </w:tc>
+        <w:tc>
+          <w:tcPr>
+            <w:tcW w:w="1802" w:type="dxa"/>
+          </w:tcPr>
+          <w:p>
+            <w:pPr>
+              <w:cnfStyle w:val="000000000000" w:firstRow="0" w:lastRow="0" w:firstColumn="0" w:lastColumn="0" w:oddVBand="0" w:evenVBand="0" w:oddHBand="0" w:evenHBand="0" w:firstRowFirstColumn="0" w:firstRowLastColumn="0" w:lastRowFirstColumn="0" w:lastRowLastColumn="0"/>
+              <w:rPr>
+                <w:rFonts w:ascii="Helvetica Light" w:hAnsi="Helvetica Light"/>
+              </w:rPr>
+            </w:pPr>
+          </w:p>
+        </w:tc>
+        <w:tc>
+          <w:tcPr>
+            <w:tcW w:w="1802" w:type="dxa"/>
+          </w:tcPr>
+          <w:p>
+            <w:pPr>
+              <w:cnfStyle w:val="000000000000" w:firstRow="0" w:lastRow="0" w:firstColumn="0" w:lastColumn="0" w:oddVBand="0" w:evenVBand="0" w:oddHBand="0" w:evenHBand="0" w:firstRowFirstColumn="0" w:firstRowLastColumn="0" w:lastRowFirstColumn="0" w:lastRowLastColumn="0"/>
+              <w:rPr>
+                <w:rFonts w:ascii="Helvetica Light" w:hAnsi="Helvetica Light"/>
+              </w:rPr>
+            </w:pPr>
+          </w:p>
+        </w:tc>
+      </w:tr>
+      <w:tr>
+        <w:trPr>
+          <w:cnfStyle w:val="000000100000" w:firstRow="0" w:lastRow="0" w:firstColumn="0" w:lastColumn="0" w:oddVBand="0" w:evenVBand="0" w:oddHBand="1" w:evenHBand="0" w:firstRowFirstColumn="0" w:firstRowLastColumn="0" w:lastRowFirstColumn="0" w:lastRowLastColumn="0"/>
+        </w:trPr>
+        <w:tc>
+          <w:tcPr>
+            <w:cnfStyle w:val="001000000000" w:firstRow="0" w:lastRow="0" w:firstColumn="1" w:lastColumn="0" w:oddVBand="0" w:evenVBand="0" w:oddHBand="0" w:evenHBand="0" w:firstRowFirstColumn="0" w:firstRowLastColumn="0" w:lastRowFirstColumn="0" w:lastRowLastColumn="0"/>
+            <w:tcW w:w="1802" w:type="dxa"/>
+            <w:tcBorders>
+              <w:bottom w:val="single" w:sz="4" w:space="0" w:color="auto"/>
+            </w:tcBorders>
+          </w:tcPr>
+          <w:p>
+            <w:pPr>
+              <w:rPr>
+                <w:rFonts w:ascii="Helvetica Light" w:hAnsi="Helvetica Light"/>
+              </w:rPr>
+            </w:pPr>
+            <w:r>
+              <w:rPr>
+                <w:rFonts w:ascii="Helvetica Light" w:hAnsi="Helvetica Light"/>
+              </w:rPr>
+              <w:t>3</w:t>
+            </w:r>
+          </w:p>
+        </w:tc>
+        <w:tc>
+          <w:tcPr>
+            <w:tcW w:w="1802" w:type="dxa"/>
+            <w:tcBorders>
+              <w:bottom w:val="single" w:sz="4" w:space="0" w:color="auto"/>
+            </w:tcBorders>
+          </w:tcPr>
+          <w:p>
+            <w:pPr>
+              <w:cnfStyle w:val="000000100000" w:firstRow="0" w:lastRow="0" w:firstColumn="0" w:lastColumn="0" w:oddVBand="0" w:evenVBand="0" w:oddHBand="1" w:evenHBand="0" w:firstRowFirstColumn="0" w:firstRowLastColumn="0" w:lastRowFirstColumn="0" w:lastRowLastColumn="0"/>
+              <w:rPr>
+                <w:rFonts w:ascii="Helvetica Light" w:hAnsi="Helvetica Light"/>
+              </w:rPr>
+            </w:pPr>
+          </w:p>
+        </w:tc>
+        <w:tc>
+          <w:tcPr>
+            <w:tcW w:w="1802" w:type="dxa"/>
+            <w:tcBorders>
+              <w:bottom w:val="single" w:sz="4" w:space="0" w:color="auto"/>
+            </w:tcBorders>
+          </w:tcPr>
+          <w:p>
+            <w:pPr>
+              <w:cnfStyle w:val="000000100000" w:firstRow="0" w:lastRow="0" w:firstColumn="0" w:lastColumn="0" w:oddVBand="0" w:evenVBand="0" w:oddHBand="1" w:evenHBand="0" w:firstRowFirstColumn="0" w:firstRowLastColumn="0" w:lastRowFirstColumn="0" w:lastRowLastColumn="0"/>
+              <w:rPr>
+                <w:rFonts w:ascii="Helvetica Light" w:hAnsi="Helvetica Light"/>
+              </w:rPr>
+            </w:pPr>
+          </w:p>
+        </w:tc>
+        <w:tc>
+          <w:tcPr>
+            <w:tcW w:w="1802" w:type="dxa"/>
+            <w:tcBorders>
+              <w:bottom w:val="single" w:sz="4" w:space="0" w:color="auto"/>
+            </w:tcBorders>
+          </w:tcPr>
+          <w:p>
+            <w:pPr>
+              <w:cnfStyle w:val="000000100000" w:firstRow="0" w:lastRow="0" w:firstColumn="0" w:lastColumn="0" w:oddVBand="0" w:evenVBand="0" w:oddHBand="1" w:evenHBand="0" w:firstRowFirstColumn="0" w:firstRowLastColumn="0" w:lastRowFirstColumn="0" w:lastRowLastColumn="0"/>
+              <w:rPr>
+                <w:rFonts w:ascii="Helvetica Light" w:hAnsi="Helvetica Light"/>
+              </w:rPr>
+            </w:pPr>
+          </w:p>
+        </w:tc>
+        <w:tc>
+          <w:tcPr>
+            <w:tcW w:w="1802" w:type="dxa"/>
+            <w:tcBorders>
+              <w:bottom w:val="single" w:sz="4" w:space="0" w:color="auto"/>
+            </w:tcBorders>
+          </w:tcPr>
+          <w:p>
+            <w:pPr>
+              <w:cnfStyle w:val="000000100000" w:firstRow="0" w:lastRow="0" w:firstColumn="0" w:lastColumn="0" w:oddVBand="0" w:evenVBand="0" w:oddHBand="1" w:evenHBand="0" w:firstRowFirstColumn="0" w:firstRowLastColumn="0" w:lastRowFirstColumn="0" w:lastRowLastColumn="0"/>
+              <w:rPr>
+                <w:rFonts w:ascii="Helvetica Light" w:hAnsi="Helvetica Light"/>
+              </w:rPr>
+            </w:pPr>
+          </w:p>
+        </w:tc>
+      </w:tr>
+      <w:tr>
+        <w:tc>
+          <w:tcPr>
+            <w:cnfStyle w:val="001000000000" w:firstRow="0" w:lastRow="0" w:firstColumn="1" w:lastColumn="0" w:oddVBand="0" w:evenVBand="0" w:oddHBand="0" w:evenHBand="0" w:firstRowFirstColumn="0" w:firstRowLastColumn="0" w:lastRowFirstColumn="0" w:lastRowLastColumn="0"/>
+            <w:tcW w:w="1802" w:type="dxa"/>
+            <w:tcBorders>
+              <w:top w:val="single" w:sz="4" w:space="0" w:color="auto"/>
+            </w:tcBorders>
+          </w:tcPr>
+          <w:p>
+            <w:pPr>
+              <w:rPr>
+                <w:rFonts w:ascii="Helvetica Light" w:hAnsi="Helvetica Light"/>
+              </w:rPr>
+            </w:pPr>
+            <w:r>
+              <w:rPr>
+                <w:rFonts w:ascii="Helvetica Light" w:hAnsi="Helvetica Light"/>
+              </w:rPr>
+              <w:t>Average</w:t>
+            </w:r>
+          </w:p>
+        </w:tc>
+        <w:tc>
+          <w:tcPr>
+            <w:tcW w:w="1802" w:type="dxa"/>
+            <w:tcBorders>
+              <w:top w:val="single" w:sz="4" w:space="0" w:color="auto"/>
+            </w:tcBorders>
+          </w:tcPr>
+          <w:p>
+            <w:pPr>
+              <w:cnfStyle w:val="000000000000" w:firstRow="0" w:lastRow="0" w:firstColumn="0" w:lastColumn="0" w:oddVBand="0" w:evenVBand="0" w:oddHBand="0" w:evenHBand="0" w:firstRowFirstColumn="0" w:firstRowLastColumn="0" w:lastRowFirstColumn="0" w:lastRowLastColumn="0"/>
+              <w:rPr>
+                <w:rFonts w:ascii="Helvetica Light" w:hAnsi="Helvetica Light"/>
+              </w:rPr>
+            </w:pPr>
+          </w:p>
+        </w:tc>
+        <w:tc>
+          <w:tcPr>
+            <w:tcW w:w="1802" w:type="dxa"/>
+            <w:tcBorders>
+              <w:top w:val="single" w:sz="4" w:space="0" w:color="auto"/>
+            </w:tcBorders>
+          </w:tcPr>
+          <w:p>
+            <w:pPr>
+              <w:cnfStyle w:val="000000000000" w:firstRow="0" w:lastRow="0" w:firstColumn="0" w:lastColumn="0" w:oddVBand="0" w:evenVBand="0" w:oddHBand="0" w:evenHBand="0" w:firstRowFirstColumn="0" w:firstRowLastColumn="0" w:lastRowFirstColumn="0" w:lastRowLastColumn="0"/>
+              <w:rPr>
+                <w:rFonts w:ascii="Helvetica Light" w:hAnsi="Helvetica Light"/>
+              </w:rPr>
+            </w:pPr>
+          </w:p>
+        </w:tc>
+        <w:tc>
+          <w:tcPr>
+            <w:tcW w:w="1802" w:type="dxa"/>
+            <w:tcBorders>
+              <w:top w:val="single" w:sz="4" w:space="0" w:color="auto"/>
+            </w:tcBorders>
+          </w:tcPr>
+          <w:p>
+            <w:pPr>
+              <w:cnfStyle w:val="000000000000" w:firstRow="0" w:lastRow="0" w:firstColumn="0" w:lastColumn="0" w:oddVBand="0" w:evenVBand="0" w:oddHBand="0" w:evenHBand="0" w:firstRowFirstColumn="0" w:firstRowLastColumn="0" w:lastRowFirstColumn="0" w:lastRowLastColumn="0"/>
+              <w:rPr>
+                <w:rFonts w:ascii="Helvetica Light" w:hAnsi="Helvetica Light"/>
+              </w:rPr>
+            </w:pPr>
+          </w:p>
+        </w:tc>
+        <w:tc>
+          <w:tcPr>
+            <w:tcW w:w="1802" w:type="dxa"/>
+            <w:tcBorders>
+              <w:top w:val="single" w:sz="4" w:space="0" w:color="auto"/>
+            </w:tcBorders>
+          </w:tcPr>
+          <w:p>
+            <w:pPr>
+              <w:cnfStyle w:val="000000000000" w:firstRow="0" w:lastRow="0" w:firstColumn="0" w:lastColumn="0" w:oddVBand="0" w:evenVBand="0" w:oddHBand="0" w:evenHBand="0" w:firstRowFirstColumn="0" w:firstRowLastColumn="0" w:lastRowFirstColumn="0" w:lastRowLastColumn="0"/>
+              <w:rPr>
+                <w:rFonts w:ascii="Helvetica Light" w:hAnsi="Helvetica Light"/>
+              </w:rPr>
+            </w:pPr>
+          </w:p>
+        </w:tc>
+      </w:tr>
+    </w:tbl>
+    <w:p>
+      <w:pPr>
+        <w:rPr>
+          <w:rFonts w:ascii="Helvetica Light" w:hAnsi="Helvetica Light"/>
+        </w:rPr>
+      </w:pPr>
+    </w:p>
+    <w:p>
+      <w:pPr>
+        <w:rPr>
+          <w:rFonts w:ascii="Helvetica Light" w:hAnsi="Helvetica Light"/>
+        </w:rPr>
+      </w:pPr>
+    </w:p>
+    <w:p>
+      <w:pPr>
+        <w:rPr>
+          <w:rFonts w:ascii="Helvetica Light" w:hAnsi="Helvetica Light"/>
+        </w:rPr>
+      </w:pPr>
+    </w:p>
+    <w:p>
+      <w:pPr>
+        <w:rPr>
+          <w:rFonts w:ascii="Helvetica Light" w:hAnsi="Helvetica Light"/>
+        </w:rPr>
+      </w:pPr>
+      <w:r>
+        <w:rPr>
+          <w:rFonts w:ascii="Helvetica Light" w:hAnsi="Helvetica Light"/>
+        </w:rPr>
+        <w:t xml:space="preserve">Exercise 5.2: </w:t>
+      </w:r>
+      <w:r>
+        <w:rPr>
+          <w:rFonts w:ascii="Helvetica Light" w:hAnsi="Helvetica Light"/>
+        </w:rPr>
         <w:t>Label the graph and add the data:</w:t>
       </w:r>
     </w:p>
-    <w:p/>
-    <w:p>
-      <w:r>
-        <w:rPr>
+    <w:p>
+      <w:pPr>
+        <w:rPr>
+          <w:rFonts w:ascii="Helvetica Light" w:hAnsi="Helvetica Light"/>
+        </w:rPr>
+      </w:pPr>
+    </w:p>
+    <w:p>
+      <w:pPr>
+        <w:jc w:val="center"/>
+        <w:rPr>
+          <w:rFonts w:ascii="Helvetica Light" w:hAnsi="Helvetica Light"/>
+        </w:rPr>
+      </w:pPr>
+      <w:r>
+        <w:rPr>
+          <w:rFonts w:ascii="Helvetica Light" w:hAnsi="Helvetica Light"/>
           <w:noProof/>
         </w:rPr>
         <w:drawing>
-          <wp:inline distT="0" distB="0" distL="0" distR="0" wp14:anchorId="3DA26069" wp14:editId="2E003F33">
-            <wp:extent cx="4698694" cy="3829437"/>
-            <wp:effectExtent l="0" t="0" r="635" b="6350"/>
+          <wp:inline distT="0" distB="0" distL="0" distR="0" wp14:anchorId="3DA26069" wp14:editId="09837FBE">
+            <wp:extent cx="3676585" cy="2996418"/>
+            <wp:effectExtent l="0" t="0" r="0" b="1270"/>
             <wp:docPr id="2" name="Content Placeholder 6" descr="Graphical user interface&#10;&#10;Description automatically generated">
               <a:extLst xmlns:a="http://schemas.openxmlformats.org/drawingml/2006/main">
                 <a:ext uri="{FF2B5EF4-FFF2-40B4-BE49-F238E27FC236}">
@@ -241,7 +1399,7 @@
                     </pic:cNvPicPr>
                   </pic:nvPicPr>
                   <pic:blipFill>
-                    <a:blip r:embed="rId8">
+                    <a:blip r:embed="rId10" cstate="print">
                       <a:extLst>
                         <a:ext uri="{28A0092B-C50C-407E-A947-70E740481C1C}">
                           <a14:useLocalDpi xmlns:a14="http://schemas.microsoft.com/office/drawing/2010/main" val="0"/>
@@ -255,7 +1413,7 @@
                   <pic:spPr>
                     <a:xfrm>
                       <a:off x="0" y="0"/>
-                      <a:ext cx="4702467" cy="3832512"/>
+                      <a:ext cx="3683530" cy="3002078"/>
                     </a:xfrm>
                     <a:prstGeom prst="rect">
                       <a:avLst/>
@@ -268,56 +1426,878 @@
         </w:drawing>
       </w:r>
     </w:p>
+    <w:p>
+      <w:pPr>
+        <w:pStyle w:val="Heading2"/>
+        <w:rPr>
+          <w:rFonts w:ascii="Helvetica Light" w:hAnsi="Helvetica Light"/>
+          <w:sz w:val="40"/>
+          <w:szCs w:val="40"/>
+        </w:rPr>
+      </w:pPr>
+      <w:r>
+        <w:rPr>
+          <w:rStyle w:val="Heading1Char"/>
+          <w:rFonts w:ascii="Helvetica Light" w:hAnsi="Helvetica Light"/>
+        </w:rPr>
+        <w:t xml:space="preserve">Exercise </w:t>
+      </w:r>
+      <w:r>
+        <w:rPr>
+          <w:rStyle w:val="Heading1Char"/>
+          <w:rFonts w:ascii="Helvetica Light" w:hAnsi="Helvetica Light"/>
+        </w:rPr>
+        <w:t>6</w:t>
+      </w:r>
+      <w:r>
+        <w:rPr>
+          <w:rStyle w:val="Heading1Char"/>
+          <w:rFonts w:ascii="Helvetica Light" w:hAnsi="Helvetica Light"/>
+        </w:rPr>
+        <w:t>:</w:t>
+      </w:r>
+      <w:r>
+        <w:rPr>
+          <w:rStyle w:val="Heading1Char"/>
+          <w:rFonts w:ascii="Helvetica Light" w:hAnsi="Helvetica Light"/>
+        </w:rPr>
+        <w:t xml:space="preserve"> Is A better than B?</w:t>
+      </w:r>
+    </w:p>
+    <w:p>
+      <w:r>
+        <w:t>Participant A and B did the same heading task from the plots below which participant was better?</w:t>
+      </w:r>
+    </w:p>
     <w:p/>
-    <w:p/>
+    <w:p>
+      <w:pPr>
+        <w:jc w:val="center"/>
+        <w:rPr>
+          <w:rFonts w:ascii="Helvetica Light" w:hAnsi="Helvetica Light"/>
+        </w:rPr>
+      </w:pPr>
+      <w:r>
+        <w:rPr>
+          <w:rFonts w:ascii="Helvetica Light" w:hAnsi="Helvetica Light"/>
+          <w:noProof/>
+        </w:rPr>
+        <mc:AlternateContent>
+          <mc:Choice Requires="wps">
+            <w:drawing>
+              <wp:anchor distT="0" distB="0" distL="114300" distR="114300" simplePos="0" relativeHeight="251659264" behindDoc="0" locked="0" layoutInCell="1" allowOverlap="1" wp14:anchorId="2520FD4A" wp14:editId="2A22150F">
+                <wp:simplePos x="0" y="0"/>
+                <wp:positionH relativeFrom="column">
+                  <wp:posOffset>1015365</wp:posOffset>
+                </wp:positionH>
+                <wp:positionV relativeFrom="paragraph">
+                  <wp:posOffset>131494</wp:posOffset>
+                </wp:positionV>
+                <wp:extent cx="379730" cy="259715"/>
+                <wp:effectExtent l="0" t="0" r="13970" b="6985"/>
+                <wp:wrapNone/>
+                <wp:docPr id="1960146373" name="Text Box 1"/>
+                <wp:cNvGraphicFramePr/>
+                <a:graphic xmlns:a="http://schemas.openxmlformats.org/drawingml/2006/main">
+                  <a:graphicData uri="http://schemas.microsoft.com/office/word/2010/wordprocessingShape">
+                    <wps:wsp>
+                      <wps:cNvSpPr txBox="1"/>
+                      <wps:spPr>
+                        <a:xfrm>
+                          <a:off x="0" y="0"/>
+                          <a:ext cx="379730" cy="259715"/>
+                        </a:xfrm>
+                        <a:prstGeom prst="rect">
+                          <a:avLst/>
+                        </a:prstGeom>
+                        <a:solidFill>
+                          <a:schemeClr val="lt1"/>
+                        </a:solidFill>
+                        <a:ln w="6350">
+                          <a:solidFill>
+                            <a:prstClr val="black"/>
+                          </a:solidFill>
+                        </a:ln>
+                      </wps:spPr>
+                      <wps:txbx>
+                        <w:txbxContent>
+                          <w:p>
+                            <w:r>
+                              <w:t>A</w:t>
+                            </w:r>
+                          </w:p>
+                        </w:txbxContent>
+                      </wps:txbx>
+                      <wps:bodyPr rot="0" spcFirstLastPara="0" vertOverflow="overflow" horzOverflow="overflow" vert="horz" wrap="square" lIns="91440" tIns="45720" rIns="91440" bIns="45720" numCol="1" spcCol="0" rtlCol="0" fromWordArt="0" anchor="t" anchorCtr="0" forceAA="0" compatLnSpc="1">
+                        <a:prstTxWarp prst="textNoShape">
+                          <a:avLst/>
+                        </a:prstTxWarp>
+                        <a:noAutofit/>
+                      </wps:bodyPr>
+                    </wps:wsp>
+                  </a:graphicData>
+                </a:graphic>
+                <wp14:sizeRelH relativeFrom="margin">
+                  <wp14:pctWidth>0</wp14:pctWidth>
+                </wp14:sizeRelH>
+                <wp14:sizeRelV relativeFrom="margin">
+                  <wp14:pctHeight>0</wp14:pctHeight>
+                </wp14:sizeRelV>
+              </wp:anchor>
+            </w:drawing>
+          </mc:Choice>
+          <mc:Fallback>
+            <w:pict>
+              <v:shapetype w14:anchorId="2520FD4A" id="_x0000_t202" coordsize="21600,21600" o:spt="202" path="m,l,21600r21600,l21600,xe">
+                <v:stroke joinstyle="miter"/>
+                <v:path gradientshapeok="t" o:connecttype="rect"/>
+              </v:shapetype>
+              <v:shape id="Text Box 1" o:spid="_x0000_s1026" type="#_x0000_t202" style="position:absolute;left:0;text-align:left;margin-left:79.95pt;margin-top:10.35pt;width:29.9pt;height:20.45pt;z-index:251659264;visibility:visible;mso-wrap-style:square;mso-width-percent:0;mso-height-percent:0;mso-wrap-distance-left:9pt;mso-wrap-distance-top:0;mso-wrap-distance-right:9pt;mso-wrap-distance-bottom:0;mso-position-horizontal:absolute;mso-position-horizontal-relative:text;mso-position-vertical:absolute;mso-position-vertical-relative:text;mso-width-percent:0;mso-height-percent:0;mso-width-relative:margin;mso-height-relative:margin;v-text-anchor:top" o:gfxdata="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" fillcolor="white [3201]" strokeweight=".5pt">
+                <v:textbox>
+                  <w:txbxContent>
+                    <w:p>
+                      <w:r>
+                        <w:t>A</w:t>
+                      </w:r>
+                    </w:p>
+                  </w:txbxContent>
+                </v:textbox>
+              </v:shape>
+            </w:pict>
+          </mc:Fallback>
+        </mc:AlternateContent>
+      </w:r>
+      <w:r>
+        <w:rPr>
+          <w:rFonts w:ascii="Helvetica Light" w:hAnsi="Helvetica Light"/>
+          <w:noProof/>
+        </w:rPr>
+        <mc:AlternateContent>
+          <mc:Choice Requires="wps">
+            <w:drawing>
+              <wp:anchor distT="0" distB="0" distL="114300" distR="114300" simplePos="0" relativeHeight="251661312" behindDoc="0" locked="0" layoutInCell="1" allowOverlap="1" wp14:anchorId="355FD3AF" wp14:editId="497FBFA6">
+                <wp:simplePos x="0" y="0"/>
+                <wp:positionH relativeFrom="column">
+                  <wp:posOffset>3587799</wp:posOffset>
+                </wp:positionH>
+                <wp:positionV relativeFrom="paragraph">
+                  <wp:posOffset>121920</wp:posOffset>
+                </wp:positionV>
+                <wp:extent cx="379730" cy="259715"/>
+                <wp:effectExtent l="0" t="0" r="13970" b="6985"/>
+                <wp:wrapNone/>
+                <wp:docPr id="1117843161" name="Text Box 1"/>
+                <wp:cNvGraphicFramePr/>
+                <a:graphic xmlns:a="http://schemas.openxmlformats.org/drawingml/2006/main">
+                  <a:graphicData uri="http://schemas.microsoft.com/office/word/2010/wordprocessingShape">
+                    <wps:wsp>
+                      <wps:cNvSpPr txBox="1"/>
+                      <wps:spPr>
+                        <a:xfrm>
+                          <a:off x="0" y="0"/>
+                          <a:ext cx="379730" cy="259715"/>
+                        </a:xfrm>
+                        <a:prstGeom prst="rect">
+                          <a:avLst/>
+                        </a:prstGeom>
+                        <a:solidFill>
+                          <a:schemeClr val="lt1"/>
+                        </a:solidFill>
+                        <a:ln w="6350">
+                          <a:solidFill>
+                            <a:prstClr val="black"/>
+                          </a:solidFill>
+                        </a:ln>
+                      </wps:spPr>
+                      <wps:txbx>
+                        <w:txbxContent>
+                          <w:p>
+                            <w:r>
+                              <w:t>B</w:t>
+                            </w:r>
+                          </w:p>
+                        </w:txbxContent>
+                      </wps:txbx>
+                      <wps:bodyPr rot="0" spcFirstLastPara="0" vertOverflow="overflow" horzOverflow="overflow" vert="horz" wrap="square" lIns="91440" tIns="45720" rIns="91440" bIns="45720" numCol="1" spcCol="0" rtlCol="0" fromWordArt="0" anchor="t" anchorCtr="0" forceAA="0" compatLnSpc="1">
+                        <a:prstTxWarp prst="textNoShape">
+                          <a:avLst/>
+                        </a:prstTxWarp>
+                        <a:noAutofit/>
+                      </wps:bodyPr>
+                    </wps:wsp>
+                  </a:graphicData>
+                </a:graphic>
+              </wp:anchor>
+            </w:drawing>
+          </mc:Choice>
+          <mc:Fallback>
+            <w:pict>
+              <v:shape w14:anchorId="355FD3AF" id="_x0000_s1027" type="#_x0000_t202" style="position:absolute;left:0;text-align:left;margin-left:282.5pt;margin-top:9.6pt;width:29.9pt;height:20.45pt;z-index:251661312;visibility:visible;mso-wrap-style:square;mso-wrap-distance-left:9pt;mso-wrap-distance-top:0;mso-wrap-distance-right:9pt;mso-wrap-distance-bottom:0;mso-position-horizontal:absolute;mso-position-horizontal-relative:text;mso-position-vertical:absolute;mso-position-vertical-relative:text;v-text-anchor:top" o:gfxdata="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" fillcolor="white [3201]" strokeweight=".5pt">
+                <v:textbox>
+                  <w:txbxContent>
+                    <w:p>
+                      <w:r>
+                        <w:t>B</w:t>
+                      </w:r>
+                    </w:p>
+                  </w:txbxContent>
+                </v:textbox>
+              </v:shape>
+            </w:pict>
+          </mc:Fallback>
+        </mc:AlternateContent>
+      </w:r>
+      <w:r>
+        <w:rPr>
+          <w:rFonts w:ascii="Helvetica Light" w:hAnsi="Helvetica Light"/>
+        </w:rPr>
+        <w:drawing>
+          <wp:inline distT="0" distB="0" distL="0" distR="0" wp14:anchorId="03EC7732" wp14:editId="5A20F790">
+            <wp:extent cx="2250000" cy="1800000"/>
+            <wp:effectExtent l="0" t="0" r="0" b="3810"/>
+            <wp:docPr id="886630614" name="Picture 4" descr="A graph with lines and numbers&#10;&#10;Description automatically generated">
+              <a:extLst xmlns:a="http://schemas.openxmlformats.org/drawingml/2006/main">
+                <a:ext uri="{FF2B5EF4-FFF2-40B4-BE49-F238E27FC236}">
+                  <a16:creationId xmlns:a16="http://schemas.microsoft.com/office/drawing/2014/main" id="{B8B991DE-FC35-7DD9-404D-24D8680683D3}"/>
+                </a:ext>
+              </a:extLst>
+            </wp:docPr>
+            <wp:cNvGraphicFramePr>
+              <a:graphicFrameLocks xmlns:a="http://schemas.openxmlformats.org/drawingml/2006/main" noChangeAspect="1"/>
+            </wp:cNvGraphicFramePr>
+            <a:graphic xmlns:a="http://schemas.openxmlformats.org/drawingml/2006/main">
+              <a:graphicData uri="http://schemas.openxmlformats.org/drawingml/2006/picture">
+                <pic:pic xmlns:pic="http://schemas.openxmlformats.org/drawingml/2006/picture">
+                  <pic:nvPicPr>
+                    <pic:cNvPr id="5" name="Picture 4" descr="A graph with lines and numbers&#10;&#10;Description automatically generated">
+                      <a:extLst>
+                        <a:ext uri="{FF2B5EF4-FFF2-40B4-BE49-F238E27FC236}">
+                          <a16:creationId xmlns:a16="http://schemas.microsoft.com/office/drawing/2014/main" id="{B8B991DE-FC35-7DD9-404D-24D8680683D3}"/>
+                        </a:ext>
+                      </a:extLst>
+                    </pic:cNvPr>
+                    <pic:cNvPicPr>
+                      <a:picLocks noChangeAspect="1"/>
+                    </pic:cNvPicPr>
+                  </pic:nvPicPr>
+                  <pic:blipFill>
+                    <a:blip r:embed="rId11" cstate="print">
+                      <a:extLst>
+                        <a:ext uri="{28A0092B-C50C-407E-A947-70E740481C1C}">
+                          <a14:useLocalDpi xmlns:a14="http://schemas.microsoft.com/office/drawing/2010/main" val="0"/>
+                        </a:ext>
+                      </a:extLst>
+                    </a:blip>
+                    <a:stretch>
+                      <a:fillRect/>
+                    </a:stretch>
+                  </pic:blipFill>
+                  <pic:spPr>
+                    <a:xfrm>
+                      <a:off x="0" y="0"/>
+                      <a:ext cx="2250000" cy="1800000"/>
+                    </a:xfrm>
+                    <a:prstGeom prst="rect">
+                      <a:avLst/>
+                    </a:prstGeom>
+                  </pic:spPr>
+                </pic:pic>
+              </a:graphicData>
+            </a:graphic>
+          </wp:inline>
+        </w:drawing>
+      </w:r>
+      <w:r>
+        <w:rPr>
+          <w:rFonts w:ascii="Helvetica Light" w:hAnsi="Helvetica Light"/>
+        </w:rPr>
+        <w:t xml:space="preserve">        </w:t>
+      </w:r>
+      <w:r>
+        <w:rPr>
+          <w:rFonts w:ascii="Helvetica Light" w:hAnsi="Helvetica Light"/>
+        </w:rPr>
+        <w:drawing>
+          <wp:inline distT="0" distB="0" distL="0" distR="0" wp14:anchorId="46ED4D2E" wp14:editId="27C560D8">
+            <wp:extent cx="2250000" cy="1800000"/>
+            <wp:effectExtent l="0" t="0" r="0" b="3810"/>
+            <wp:docPr id="1400162044" name="Picture 7" descr="A graph with lines and numbers&#10;&#10;Description automatically generated">
+              <a:extLst xmlns:a="http://schemas.openxmlformats.org/drawingml/2006/main">
+                <a:ext uri="{FF2B5EF4-FFF2-40B4-BE49-F238E27FC236}">
+                  <a16:creationId xmlns:a16="http://schemas.microsoft.com/office/drawing/2014/main" id="{95A2FD4F-DDBA-402A-782E-A96B382AF0BA}"/>
+                </a:ext>
+              </a:extLst>
+            </wp:docPr>
+            <wp:cNvGraphicFramePr>
+              <a:graphicFrameLocks xmlns:a="http://schemas.openxmlformats.org/drawingml/2006/main" noChangeAspect="1"/>
+            </wp:cNvGraphicFramePr>
+            <a:graphic xmlns:a="http://schemas.openxmlformats.org/drawingml/2006/main">
+              <a:graphicData uri="http://schemas.openxmlformats.org/drawingml/2006/picture">
+                <pic:pic xmlns:pic="http://schemas.openxmlformats.org/drawingml/2006/picture">
+                  <pic:nvPicPr>
+                    <pic:cNvPr id="8" name="Picture 7" descr="A graph with lines and numbers&#10;&#10;Description automatically generated">
+                      <a:extLst>
+                        <a:ext uri="{FF2B5EF4-FFF2-40B4-BE49-F238E27FC236}">
+                          <a16:creationId xmlns:a16="http://schemas.microsoft.com/office/drawing/2014/main" id="{95A2FD4F-DDBA-402A-782E-A96B382AF0BA}"/>
+                        </a:ext>
+                      </a:extLst>
+                    </pic:cNvPr>
+                    <pic:cNvPicPr>
+                      <a:picLocks noChangeAspect="1"/>
+                    </pic:cNvPicPr>
+                  </pic:nvPicPr>
+                  <pic:blipFill>
+                    <a:blip r:embed="rId12" cstate="print">
+                      <a:extLst>
+                        <a:ext uri="{28A0092B-C50C-407E-A947-70E740481C1C}">
+                          <a14:useLocalDpi xmlns:a14="http://schemas.microsoft.com/office/drawing/2010/main" val="0"/>
+                        </a:ext>
+                      </a:extLst>
+                    </a:blip>
+                    <a:stretch>
+                      <a:fillRect/>
+                    </a:stretch>
+                  </pic:blipFill>
+                  <pic:spPr>
+                    <a:xfrm>
+                      <a:off x="0" y="0"/>
+                      <a:ext cx="2250000" cy="1800000"/>
+                    </a:xfrm>
+                    <a:prstGeom prst="rect">
+                      <a:avLst/>
+                    </a:prstGeom>
+                  </pic:spPr>
+                </pic:pic>
+              </a:graphicData>
+            </a:graphic>
+          </wp:inline>
+        </w:drawing>
+      </w:r>
+    </w:p>
     <w:p>
       <w:pPr>
         <w:pStyle w:val="Heading2"/>
-      </w:pPr>
-      <w:r>
+        <w:rPr>
+          <w:rStyle w:val="Heading1Char"/>
+          <w:rFonts w:ascii="Helvetica Light" w:hAnsi="Helvetica Light"/>
+        </w:rPr>
+      </w:pPr>
+    </w:p>
+    <w:p>
+      <w:pPr>
+        <w:pStyle w:val="Heading2"/>
+        <w:rPr>
+          <w:rFonts w:ascii="Helvetica Light" w:hAnsi="Helvetica Light"/>
+          <w:sz w:val="40"/>
+          <w:szCs w:val="40"/>
+        </w:rPr>
+      </w:pPr>
+      <w:r>
+        <w:rPr>
+          <w:rStyle w:val="Heading1Char"/>
+          <w:rFonts w:ascii="Helvetica Light" w:hAnsi="Helvetica Light"/>
+        </w:rPr>
+        <w:t xml:space="preserve">Exercise </w:t>
+      </w:r>
+      <w:r>
+        <w:rPr>
+          <w:rStyle w:val="Heading1Char"/>
+          <w:rFonts w:ascii="Helvetica Light" w:hAnsi="Helvetica Light"/>
+        </w:rPr>
+        <w:t>7</w:t>
+      </w:r>
+      <w:r>
+        <w:rPr>
+          <w:rStyle w:val="Heading1Char"/>
+          <w:rFonts w:ascii="Helvetica Light" w:hAnsi="Helvetica Light"/>
+        </w:rPr>
+        <w:t xml:space="preserve">: </w:t>
+      </w:r>
+      <w:r>
+        <w:rPr>
+          <w:rStyle w:val="Heading1Char"/>
+          <w:rFonts w:ascii="Helvetica Light" w:hAnsi="Helvetica Light"/>
+        </w:rPr>
         <w:t>Multisensory Integration</w:t>
       </w:r>
     </w:p>
     <w:p>
-      <w:r>
-        <w:t>What are the benefits of Multisensory Integration:</w:t>
-      </w:r>
-    </w:p>
-    <w:p/>
-    <w:p/>
-    <w:p/>
-    <w:p/>
-    <w:p/>
-    <w:p/>
-    <w:p/>
-    <w:p/>
-    <w:p/>
-    <w:p>
-      <w:r>
+      <w:pPr>
+        <w:rPr>
+          <w:rFonts w:ascii="Helvetica Light" w:hAnsi="Helvetica Light"/>
+        </w:rPr>
+      </w:pPr>
+      <w:r>
+        <w:rPr>
+          <w:rFonts w:ascii="Helvetica Light" w:hAnsi="Helvetica Light"/>
+        </w:rPr>
+        <w:t xml:space="preserve">Exercise 7.1 </w:t>
+      </w:r>
+      <w:r>
+        <w:rPr>
+          <w:rFonts w:ascii="Helvetica Light" w:hAnsi="Helvetica Light"/>
+        </w:rPr>
+        <w:t>What are the benefits of Multisensory Integration</w:t>
+      </w:r>
+      <w:r>
+        <w:rPr>
+          <w:rFonts w:ascii="Helvetica Light" w:hAnsi="Helvetica Light"/>
+        </w:rPr>
+        <w:t>?</w:t>
+      </w:r>
+    </w:p>
+    <w:p>
+      <w:pPr>
+        <w:rPr>
+          <w:rFonts w:ascii="Helvetica Light" w:hAnsi="Helvetica Light"/>
+        </w:rPr>
+      </w:pPr>
+    </w:p>
+    <w:p>
+      <w:pPr>
+        <w:rPr>
+          <w:rFonts w:ascii="Helvetica Light" w:hAnsi="Helvetica Light"/>
+        </w:rPr>
+      </w:pPr>
+    </w:p>
+    <w:p>
+      <w:pPr>
+        <w:rPr>
+          <w:rFonts w:ascii="Helvetica Light" w:hAnsi="Helvetica Light"/>
+        </w:rPr>
+      </w:pPr>
+    </w:p>
+    <w:p>
+      <w:pPr>
+        <w:rPr>
+          <w:rFonts w:ascii="Helvetica Light" w:hAnsi="Helvetica Light"/>
+        </w:rPr>
+      </w:pPr>
+    </w:p>
+    <w:p>
+      <w:pPr>
+        <w:rPr>
+          <w:rFonts w:ascii="Helvetica Light" w:hAnsi="Helvetica Light"/>
+        </w:rPr>
+      </w:pPr>
+    </w:p>
+    <w:p>
+      <w:pPr>
+        <w:rPr>
+          <w:rFonts w:ascii="Helvetica Light" w:hAnsi="Helvetica Light"/>
+        </w:rPr>
+      </w:pPr>
+    </w:p>
+    <w:p>
+      <w:pPr>
+        <w:rPr>
+          <w:rFonts w:ascii="Helvetica Light" w:hAnsi="Helvetica Light"/>
+        </w:rPr>
+      </w:pPr>
+    </w:p>
+    <w:p>
+      <w:pPr>
+        <w:rPr>
+          <w:rFonts w:ascii="Helvetica Light" w:hAnsi="Helvetica Light"/>
+        </w:rPr>
+      </w:pPr>
+      <w:r>
+        <w:rPr>
+          <w:rFonts w:ascii="Helvetica Light" w:hAnsi="Helvetica Light"/>
+        </w:rPr>
+        <w:t>Exercise 7.</w:t>
+      </w:r>
+      <w:r>
+        <w:rPr>
+          <w:rFonts w:ascii="Helvetica Light" w:hAnsi="Helvetica Light"/>
+        </w:rPr>
+        <w:t>2</w:t>
+      </w:r>
+      <w:r>
+        <w:rPr>
+          <w:rFonts w:ascii="Helvetica Light" w:hAnsi="Helvetica Light"/>
+        </w:rPr>
+        <w:t xml:space="preserve"> </w:t>
+      </w:r>
+      <w:r>
+        <w:rPr>
+          <w:rFonts w:ascii="Helvetica Light" w:hAnsi="Helvetica Light"/>
+        </w:rPr>
+        <w:t>Sometimes conflict is good</w:t>
+      </w:r>
+    </w:p>
+    <w:p>
+      <w:pPr>
+        <w:rPr>
+          <w:rFonts w:ascii="Helvetica Light" w:hAnsi="Helvetica Light"/>
+        </w:rPr>
+      </w:pPr>
+    </w:p>
+    <w:p>
+      <w:pPr>
+        <w:rPr>
+          <w:rFonts w:ascii="Helvetica Light" w:hAnsi="Helvetica Light"/>
+        </w:rPr>
+      </w:pPr>
+      <w:r>
+        <w:rPr>
+          <w:rFonts w:ascii="Helvetica Light" w:hAnsi="Helvetica Light"/>
+        </w:rPr>
+        <w:t xml:space="preserve">7.2 </w:t>
+      </w:r>
+      <w:r>
+        <w:rPr>
+          <w:rFonts w:ascii="Helvetica Light" w:hAnsi="Helvetica Light"/>
+        </w:rPr>
+        <w:t>Fill in the table</w:t>
+      </w:r>
+    </w:p>
+    <w:tbl>
+      <w:tblPr>
+        <w:tblStyle w:val="GridTable1Light"/>
+        <w:tblW w:w="9600" w:type="dxa"/>
+        <w:tblLook w:val="0420" w:firstRow="1" w:lastRow="0" w:firstColumn="0" w:lastColumn="0" w:noHBand="0" w:noVBand="1"/>
+      </w:tblPr>
+      <w:tblGrid>
+        <w:gridCol w:w="2400"/>
+        <w:gridCol w:w="2400"/>
+        <w:gridCol w:w="2400"/>
+        <w:gridCol w:w="2400"/>
+      </w:tblGrid>
+      <w:tr>
+        <w:trPr>
+          <w:cnfStyle w:val="100000000000" w:firstRow="1" w:lastRow="0" w:firstColumn="0" w:lastColumn="0" w:oddVBand="0" w:evenVBand="0" w:oddHBand="0" w:evenHBand="0" w:firstRowFirstColumn="0" w:firstRowLastColumn="0" w:lastRowFirstColumn="0" w:lastRowLastColumn="0"/>
+          <w:trHeight w:val="467"/>
+        </w:trPr>
+        <w:tc>
+          <w:tcPr>
+            <w:tcW w:w="2400" w:type="dxa"/>
+            <w:hideMark/>
+          </w:tcPr>
+          <w:p>
+            <w:pPr>
+              <w:rPr>
+                <w:rFonts w:ascii="Helvetica Light" w:hAnsi="Helvetica Light"/>
+              </w:rPr>
+            </w:pPr>
+          </w:p>
+        </w:tc>
+        <w:tc>
+          <w:tcPr>
+            <w:tcW w:w="2400" w:type="dxa"/>
+            <w:hideMark/>
+          </w:tcPr>
+          <w:p>
+            <w:pPr>
+              <w:rPr>
+                <w:rFonts w:ascii="Helvetica Light" w:hAnsi="Helvetica Light"/>
+              </w:rPr>
+            </w:pPr>
+            <w:r>
+              <w:rPr>
+                <w:rFonts w:ascii="Helvetica Light" w:hAnsi="Helvetica Light"/>
+                <w:lang w:val="en-US"/>
+              </w:rPr>
+              <w:t>Vestibular</w:t>
+            </w:r>
+          </w:p>
+        </w:tc>
+        <w:tc>
+          <w:tcPr>
+            <w:tcW w:w="2400" w:type="dxa"/>
+            <w:hideMark/>
+          </w:tcPr>
+          <w:p>
+            <w:pPr>
+              <w:rPr>
+                <w:rFonts w:ascii="Helvetica Light" w:hAnsi="Helvetica Light"/>
+              </w:rPr>
+            </w:pPr>
+            <w:r>
+              <w:rPr>
+                <w:rFonts w:ascii="Helvetica Light" w:hAnsi="Helvetica Light"/>
+                <w:lang w:val="en-US"/>
+              </w:rPr>
+              <w:t>Visual</w:t>
+            </w:r>
+          </w:p>
+        </w:tc>
+        <w:tc>
+          <w:tcPr>
+            <w:tcW w:w="2400" w:type="dxa"/>
+            <w:hideMark/>
+          </w:tcPr>
+          <w:p>
+            <w:pPr>
+              <w:rPr>
+                <w:rFonts w:ascii="Helvetica Light" w:hAnsi="Helvetica Light"/>
+              </w:rPr>
+            </w:pPr>
+            <w:r>
+              <w:rPr>
+                <w:rFonts w:ascii="Helvetica Light" w:hAnsi="Helvetica Light"/>
+                <w:lang w:val="en-US"/>
+              </w:rPr>
+              <w:t>Vestibular Weight</w:t>
+            </w:r>
+          </w:p>
+        </w:tc>
+      </w:tr>
+      <w:tr>
+        <w:trPr>
+          <w:trHeight w:val="584"/>
+        </w:trPr>
+        <w:tc>
+          <w:tcPr>
+            <w:tcW w:w="2400" w:type="dxa"/>
+            <w:hideMark/>
+          </w:tcPr>
+          <w:p>
+            <w:pPr>
+              <w:rPr>
+                <w:rFonts w:ascii="Helvetica Light" w:hAnsi="Helvetica Light"/>
+              </w:rPr>
+            </w:pPr>
+            <w:r>
+              <w:rPr>
+                <w:rFonts w:ascii="Helvetica Light" w:hAnsi="Helvetica Light"/>
+                <w:lang w:val="en-US"/>
+              </w:rPr>
+              <w:t>Equally</w:t>
+            </w:r>
+          </w:p>
+        </w:tc>
+        <w:tc>
+          <w:tcPr>
+            <w:tcW w:w="2400" w:type="dxa"/>
+            <w:hideMark/>
+          </w:tcPr>
+          <w:p>
+            <w:pPr>
+              <w:rPr>
+                <w:rFonts w:ascii="Helvetica Light" w:hAnsi="Helvetica Light"/>
+              </w:rPr>
+            </w:pPr>
+          </w:p>
+        </w:tc>
+        <w:tc>
+          <w:tcPr>
+            <w:tcW w:w="2400" w:type="dxa"/>
+            <w:hideMark/>
+          </w:tcPr>
+          <w:p>
+            <w:pPr>
+              <w:rPr>
+                <w:rFonts w:ascii="Helvetica Light" w:hAnsi="Helvetica Light"/>
+              </w:rPr>
+            </w:pPr>
+          </w:p>
+        </w:tc>
+        <w:tc>
+          <w:tcPr>
+            <w:tcW w:w="2400" w:type="dxa"/>
+            <w:hideMark/>
+          </w:tcPr>
+          <w:p>
+            <w:pPr>
+              <w:rPr>
+                <w:rFonts w:ascii="Helvetica Light" w:hAnsi="Helvetica Light"/>
+              </w:rPr>
+            </w:pPr>
+          </w:p>
+        </w:tc>
+      </w:tr>
+      <w:tr>
+        <w:trPr>
+          <w:trHeight w:val="584"/>
+        </w:trPr>
+        <w:tc>
+          <w:tcPr>
+            <w:tcW w:w="2400" w:type="dxa"/>
+            <w:hideMark/>
+          </w:tcPr>
+          <w:p>
+            <w:pPr>
+              <w:rPr>
+                <w:rFonts w:ascii="Helvetica Light" w:hAnsi="Helvetica Light"/>
+              </w:rPr>
+            </w:pPr>
+            <w:r>
+              <w:rPr>
+                <w:rFonts w:ascii="Helvetica Light" w:hAnsi="Helvetica Light"/>
+                <w:lang w:val="en-US"/>
+              </w:rPr>
+              <w:t>Vestibular More</w:t>
+            </w:r>
+          </w:p>
+        </w:tc>
+        <w:tc>
+          <w:tcPr>
+            <w:tcW w:w="2400" w:type="dxa"/>
+            <w:hideMark/>
+          </w:tcPr>
+          <w:p>
+            <w:pPr>
+              <w:rPr>
+                <w:rFonts w:ascii="Helvetica Light" w:hAnsi="Helvetica Light"/>
+              </w:rPr>
+            </w:pPr>
+          </w:p>
+        </w:tc>
+        <w:tc>
+          <w:tcPr>
+            <w:tcW w:w="2400" w:type="dxa"/>
+            <w:hideMark/>
+          </w:tcPr>
+          <w:p>
+            <w:pPr>
+              <w:rPr>
+                <w:rFonts w:ascii="Helvetica Light" w:hAnsi="Helvetica Light"/>
+              </w:rPr>
+            </w:pPr>
+          </w:p>
+        </w:tc>
+        <w:tc>
+          <w:tcPr>
+            <w:tcW w:w="2400" w:type="dxa"/>
+            <w:hideMark/>
+          </w:tcPr>
+          <w:p>
+            <w:pPr>
+              <w:rPr>
+                <w:rFonts w:ascii="Helvetica Light" w:hAnsi="Helvetica Light"/>
+              </w:rPr>
+            </w:pPr>
+          </w:p>
+        </w:tc>
+      </w:tr>
+      <w:tr>
+        <w:trPr>
+          <w:trHeight w:val="584"/>
+        </w:trPr>
+        <w:tc>
+          <w:tcPr>
+            <w:tcW w:w="2400" w:type="dxa"/>
+            <w:hideMark/>
+          </w:tcPr>
+          <w:p>
+            <w:pPr>
+              <w:rPr>
+                <w:rFonts w:ascii="Helvetica Light" w:hAnsi="Helvetica Light"/>
+              </w:rPr>
+            </w:pPr>
+            <w:r>
+              <w:rPr>
+                <w:rFonts w:ascii="Helvetica Light" w:hAnsi="Helvetica Light"/>
+                <w:lang w:val="en-US"/>
+              </w:rPr>
+              <w:t>Visual More</w:t>
+            </w:r>
+          </w:p>
+        </w:tc>
+        <w:tc>
+          <w:tcPr>
+            <w:tcW w:w="2400" w:type="dxa"/>
+            <w:hideMark/>
+          </w:tcPr>
+          <w:p>
+            <w:pPr>
+              <w:rPr>
+                <w:rFonts w:ascii="Helvetica Light" w:hAnsi="Helvetica Light"/>
+              </w:rPr>
+            </w:pPr>
+          </w:p>
+        </w:tc>
+        <w:tc>
+          <w:tcPr>
+            <w:tcW w:w="2400" w:type="dxa"/>
+            <w:hideMark/>
+          </w:tcPr>
+          <w:p>
+            <w:pPr>
+              <w:rPr>
+                <w:rFonts w:ascii="Helvetica Light" w:hAnsi="Helvetica Light"/>
+              </w:rPr>
+            </w:pPr>
+          </w:p>
+        </w:tc>
+        <w:tc>
+          <w:tcPr>
+            <w:tcW w:w="2400" w:type="dxa"/>
+            <w:hideMark/>
+          </w:tcPr>
+          <w:p>
+            <w:pPr>
+              <w:rPr>
+                <w:rFonts w:ascii="Helvetica Light" w:hAnsi="Helvetica Light"/>
+              </w:rPr>
+            </w:pPr>
+          </w:p>
+        </w:tc>
+      </w:tr>
+    </w:tbl>
+    <w:p>
+      <w:pPr>
+        <w:rPr>
+          <w:rFonts w:ascii="Helvetica Light" w:hAnsi="Helvetica Light"/>
+        </w:rPr>
+      </w:pPr>
+    </w:p>
+    <w:p>
+      <w:pPr>
+        <w:rPr>
+          <w:rFonts w:ascii="Helvetica Light" w:hAnsi="Helvetica Light"/>
+        </w:rPr>
+      </w:pPr>
+    </w:p>
+    <w:p>
+      <w:pPr>
+        <w:rPr>
+          <w:rFonts w:ascii="Helvetica Light" w:hAnsi="Helvetica Light"/>
+        </w:rPr>
+      </w:pPr>
+    </w:p>
+    <w:p>
+      <w:pPr>
+        <w:pStyle w:val="Heading2"/>
+        <w:rPr>
+          <w:rFonts w:ascii="Helvetica Light" w:hAnsi="Helvetica Light"/>
+          <w:sz w:val="40"/>
+          <w:szCs w:val="40"/>
+        </w:rPr>
+      </w:pPr>
+      <w:r>
+        <w:rPr>
+          <w:rStyle w:val="Heading1Char"/>
+          <w:rFonts w:ascii="Helvetica Light" w:hAnsi="Helvetica Light"/>
+        </w:rPr>
+        <w:t>Open Question</w:t>
+      </w:r>
+    </w:p>
+    <w:p>
+      <w:pPr>
+        <w:rPr>
+          <w:rFonts w:ascii="Helvetica Light" w:hAnsi="Helvetica Light"/>
+        </w:rPr>
+      </w:pPr>
+      <w:r>
+        <w:rPr>
+          <w:rFonts w:ascii="Helvetica Light" w:hAnsi="Helvetica Light"/>
+        </w:rPr>
         <w:t>What research question would you like to do on Multisensory Integration:</w:t>
       </w:r>
     </w:p>
-    <w:p/>
-    <w:p/>
-    <w:p/>
-    <w:p/>
     <w:p>
       <w:pPr>
         <w:rPr>
           <w:rStyle w:val="Heading1Char"/>
-        </w:rPr>
-      </w:pPr>
-    </w:p>
-    <w:p>
-      <w:pPr>
-        <w:rPr>
-          <w:rStyle w:val="Heading1Char"/>
+          <w:rFonts w:ascii="Helvetica Light" w:hAnsi="Helvetica Light"/>
         </w:rPr>
       </w:pPr>
     </w:p>
     <w:sectPr>
-      <w:headerReference w:type="default" r:id="rId9"/>
-      <w:footerReference w:type="default" r:id="rId10"/>
+      <w:headerReference w:type="default" r:id="rId13"/>
+      <w:footerReference w:type="default" r:id="rId14"/>
       <w:pgSz w:w="11900" w:h="16840"/>
       <w:pgMar w:top="1440" w:right="1440" w:bottom="1440" w:left="1440" w:header="708" w:footer="708" w:gutter="0"/>
       <w:cols w:space="708"/>
@@ -589,6 +2569,127 @@
     </w:r>
   </w:p>
 </w:hdr>
+</file>
+
+<file path=word/numbering.xml><?xml version="1.0" encoding="utf-8"?>
+<w:numbering xmlns:wpc="http://schemas.microsoft.com/office/word/2010/wordprocessingCanvas" xmlns:cx="http://schemas.microsoft.com/office/drawing/2014/chartex" xmlns:cx1="http://schemas.microsoft.com/office/drawing/2015/9/8/chartex" xmlns:cx2="http://schemas.microsoft.com/office/drawing/2015/10/21/chartex" xmlns:cx3="http://schemas.microsoft.com/office/drawing/2016/5/9/chartex" xmlns:cx4="http://schemas.microsoft.com/office/drawing/2016/5/10/chartex" xmlns:cx5="http://schemas.microsoft.com/office/drawing/2016/5/11/chartex" xmlns:cx6="http://schemas.microsoft.com/office/drawing/2016/5/12/chartex" xmlns:cx7="http://schemas.microsoft.com/office/drawing/2016/5/13/chartex" xmlns:cx8="http://schemas.microsoft.com/office/drawing/2016/5/14/chartex" xmlns:mc="http://schemas.openxmlformats.org/markup-compatibility/2006" xmlns:aink="http://schemas.microsoft.com/office/drawing/2016/ink" xmlns:am3d="http://schemas.microsoft.com/office/drawing/2017/model3d" xmlns:o="urn:schemas-microsoft-com:office:office" xmlns:oel="http://schemas.microsoft.com/office/2019/extlst" xmlns:r="http://schemas.openxmlformats.org/officeDocument/2006/relationships" xmlns:m="http://schemas.openxmlformats.org/officeDocument/2006/math" xmlns:v="urn:schemas-microsoft-com:vml" xmlns:wp14="http://schemas.microsoft.com/office/word/2010/wordprocessingDrawing" xmlns:wp="http://schemas.openxmlformats.org/drawingml/2006/wordprocessingDrawing" xmlns:w10="urn:schemas-microsoft-com:office:word" xmlns:w="http://schemas.openxmlformats.org/wordprocessingml/2006/main" xmlns:w14="http://schemas.microsoft.com/office/word/2010/wordml" xmlns:w15="http://schemas.microsoft.com/office/word/2012/wordml" xmlns:w16cex="http://schemas.microsoft.com/office/word/2018/wordml/cex" xmlns:w16cid="http://schemas.microsoft.com/office/word/2016/wordml/cid" xmlns:w16="http://schemas.microsoft.com/office/word/2018/wordml" xmlns:w16du="http://schemas.microsoft.com/office/word/2023/wordml/word16du" xmlns:w16sdtdh="http://schemas.microsoft.com/office/word/2020/wordml/sdtdatahash" xmlns:w16sdtfl="http://schemas.microsoft.com/office/word/2024/wordml/sdtformatlock" xmlns:w16se="http://schemas.microsoft.com/office/word/2015/wordml/symex" xmlns:wpg="http://schemas.microsoft.com/office/word/2010/wordprocessingGroup" xmlns:wpi="http://schemas.microsoft.com/office/word/2010/wordprocessingInk" xmlns:wne="http://schemas.microsoft.com/office/word/2006/wordml" xmlns:wps="http://schemas.microsoft.com/office/word/2010/wordprocessingShape" mc:Ignorable="w14 w15 w16se w16cid w16 w16cex w16sdtdh w16sdtfl w16du wp14">
+  <w:abstractNum w:abstractNumId="0" w15:restartNumberingAfterBreak="0">
+    <w:nsid w:val="6ED53FAB"/>
+    <w:multiLevelType w:val="hybridMultilevel"/>
+    <w:tmpl w:val="6D2EEA0E"/>
+    <w:lvl w:ilvl="0" w:tplc="C01A4780">
+      <w:start w:val="1"/>
+      <w:numFmt w:val="decimal"/>
+      <w:lvlText w:val="%1."/>
+      <w:lvlJc w:val="left"/>
+      <w:pPr>
+        <w:tabs>
+          <w:tab w:val="num" w:pos="720"/>
+        </w:tabs>
+        <w:ind w:left="720" w:hanging="360"/>
+      </w:pPr>
+    </w:lvl>
+    <w:lvl w:ilvl="1" w:tplc="8DE4F518">
+      <w:start w:val="1"/>
+      <w:numFmt w:val="decimal"/>
+      <w:lvlText w:val="%2."/>
+      <w:lvlJc w:val="left"/>
+      <w:pPr>
+        <w:tabs>
+          <w:tab w:val="num" w:pos="1440"/>
+        </w:tabs>
+        <w:ind w:left="1440" w:hanging="360"/>
+      </w:pPr>
+    </w:lvl>
+    <w:lvl w:ilvl="2" w:tplc="4E5EBF26" w:tentative="1">
+      <w:start w:val="1"/>
+      <w:numFmt w:val="decimal"/>
+      <w:lvlText w:val="%3."/>
+      <w:lvlJc w:val="left"/>
+      <w:pPr>
+        <w:tabs>
+          <w:tab w:val="num" w:pos="2160"/>
+        </w:tabs>
+        <w:ind w:left="2160" w:hanging="360"/>
+      </w:pPr>
+    </w:lvl>
+    <w:lvl w:ilvl="3" w:tplc="A4526BB4" w:tentative="1">
+      <w:start w:val="1"/>
+      <w:numFmt w:val="decimal"/>
+      <w:lvlText w:val="%4."/>
+      <w:lvlJc w:val="left"/>
+      <w:pPr>
+        <w:tabs>
+          <w:tab w:val="num" w:pos="2880"/>
+        </w:tabs>
+        <w:ind w:left="2880" w:hanging="360"/>
+      </w:pPr>
+    </w:lvl>
+    <w:lvl w:ilvl="4" w:tplc="6E147A04" w:tentative="1">
+      <w:start w:val="1"/>
+      <w:numFmt w:val="decimal"/>
+      <w:lvlText w:val="%5."/>
+      <w:lvlJc w:val="left"/>
+      <w:pPr>
+        <w:tabs>
+          <w:tab w:val="num" w:pos="3600"/>
+        </w:tabs>
+        <w:ind w:left="3600" w:hanging="360"/>
+      </w:pPr>
+    </w:lvl>
+    <w:lvl w:ilvl="5" w:tplc="54A469F8" w:tentative="1">
+      <w:start w:val="1"/>
+      <w:numFmt w:val="decimal"/>
+      <w:lvlText w:val="%6."/>
+      <w:lvlJc w:val="left"/>
+      <w:pPr>
+        <w:tabs>
+          <w:tab w:val="num" w:pos="4320"/>
+        </w:tabs>
+        <w:ind w:left="4320" w:hanging="360"/>
+      </w:pPr>
+    </w:lvl>
+    <w:lvl w:ilvl="6" w:tplc="C3F2CD74" w:tentative="1">
+      <w:start w:val="1"/>
+      <w:numFmt w:val="decimal"/>
+      <w:lvlText w:val="%7."/>
+      <w:lvlJc w:val="left"/>
+      <w:pPr>
+        <w:tabs>
+          <w:tab w:val="num" w:pos="5040"/>
+        </w:tabs>
+        <w:ind w:left="5040" w:hanging="360"/>
+      </w:pPr>
+    </w:lvl>
+    <w:lvl w:ilvl="7" w:tplc="83DC2EF8" w:tentative="1">
+      <w:start w:val="1"/>
+      <w:numFmt w:val="decimal"/>
+      <w:lvlText w:val="%8."/>
+      <w:lvlJc w:val="left"/>
+      <w:pPr>
+        <w:tabs>
+          <w:tab w:val="num" w:pos="5760"/>
+        </w:tabs>
+        <w:ind w:left="5760" w:hanging="360"/>
+      </w:pPr>
+    </w:lvl>
+    <w:lvl w:ilvl="8" w:tplc="51D258B0" w:tentative="1">
+      <w:start w:val="1"/>
+      <w:numFmt w:val="decimal"/>
+      <w:lvlText w:val="%9."/>
+      <w:lvlJc w:val="left"/>
+      <w:pPr>
+        <w:tabs>
+          <w:tab w:val="num" w:pos="6480"/>
+        </w:tabs>
+        <w:ind w:left="6480" w:hanging="360"/>
+      </w:pPr>
+    </w:lvl>
+  </w:abstractNum>
+  <w:num w:numId="1" w16cid:durableId="1714427390">
+    <w:abstractNumId w:val="0"/>
+  </w:num>
+</w:numbering>
 </file>
 
 <file path=word/styles.xml><?xml version="1.0" encoding="utf-8"?>
@@ -987,6 +3088,13 @@
   <w:style w:type="paragraph" w:default="1" w:styleId="Normal">
     <w:name w:val="Normal"/>
     <w:qFormat/>
+    <w:rsid w:val="001641C2"/>
+    <w:rPr>
+      <w:rFonts w:ascii="Times New Roman" w:eastAsia="Times New Roman" w:hAnsi="Times New Roman" w:cs="Times New Roman"/>
+      <w:kern w:val="0"/>
+      <w:lang w:eastAsia="en-GB"/>
+      <w14:ligatures w14:val="none"/>
+    </w:rPr>
   </w:style>
   <w:style w:type="paragraph" w:styleId="Heading1">
     <w:name w:val="heading 1"/>
@@ -1005,8 +3113,11 @@
     <w:rPr>
       <w:rFonts w:asciiTheme="majorHAnsi" w:eastAsiaTheme="majorEastAsia" w:hAnsiTheme="majorHAnsi" w:cstheme="majorBidi"/>
       <w:color w:val="0F4761" w:themeColor="accent1" w:themeShade="BF"/>
+      <w:kern w:val="2"/>
       <w:sz w:val="40"/>
       <w:szCs w:val="40"/>
+      <w:lang w:eastAsia="en-US"/>
+      <w14:ligatures w14:val="standardContextual"/>
     </w:rPr>
   </w:style>
   <w:style w:type="paragraph" w:styleId="Heading2">
@@ -1027,8 +3138,11 @@
     <w:rPr>
       <w:rFonts w:asciiTheme="majorHAnsi" w:eastAsiaTheme="majorEastAsia" w:hAnsiTheme="majorHAnsi" w:cstheme="majorBidi"/>
       <w:color w:val="0F4761" w:themeColor="accent1" w:themeShade="BF"/>
+      <w:kern w:val="2"/>
       <w:sz w:val="32"/>
       <w:szCs w:val="32"/>
+      <w:lang w:eastAsia="en-US"/>
+      <w14:ligatures w14:val="standardContextual"/>
     </w:rPr>
   </w:style>
   <w:style w:type="paragraph" w:styleId="Heading3">
@@ -1047,10 +3161,13 @@
       <w:outlineLvl w:val="2"/>
     </w:pPr>
     <w:rPr>
-      <w:rFonts w:eastAsiaTheme="majorEastAsia" w:cstheme="majorBidi"/>
+      <w:rFonts w:asciiTheme="minorHAnsi" w:eastAsiaTheme="majorEastAsia" w:hAnsiTheme="minorHAnsi" w:cstheme="majorBidi"/>
       <w:color w:val="0F4761" w:themeColor="accent1" w:themeShade="BF"/>
+      <w:kern w:val="2"/>
       <w:sz w:val="28"/>
       <w:szCs w:val="28"/>
+      <w:lang w:eastAsia="en-US"/>
+      <w14:ligatures w14:val="standardContextual"/>
     </w:rPr>
   </w:style>
   <w:style w:type="paragraph" w:styleId="Heading4">
@@ -1070,10 +3187,13 @@
       <w:outlineLvl w:val="3"/>
     </w:pPr>
     <w:rPr>
-      <w:rFonts w:eastAsiaTheme="majorEastAsia" w:cstheme="majorBidi"/>
+      <w:rFonts w:asciiTheme="minorHAnsi" w:eastAsiaTheme="majorEastAsia" w:hAnsiTheme="minorHAnsi" w:cstheme="majorBidi"/>
       <w:i/>
       <w:iCs/>
       <w:color w:val="0F4761" w:themeColor="accent1" w:themeShade="BF"/>
+      <w:kern w:val="2"/>
+      <w:lang w:eastAsia="en-US"/>
+      <w14:ligatures w14:val="standardContextual"/>
     </w:rPr>
   </w:style>
   <w:style w:type="paragraph" w:styleId="Heading5">
@@ -1093,8 +3213,11 @@
       <w:outlineLvl w:val="4"/>
     </w:pPr>
     <w:rPr>
-      <w:rFonts w:eastAsiaTheme="majorEastAsia" w:cstheme="majorBidi"/>
+      <w:rFonts w:asciiTheme="minorHAnsi" w:eastAsiaTheme="majorEastAsia" w:hAnsiTheme="minorHAnsi" w:cstheme="majorBidi"/>
       <w:color w:val="0F4761" w:themeColor="accent1" w:themeShade="BF"/>
+      <w:kern w:val="2"/>
+      <w:lang w:eastAsia="en-US"/>
+      <w14:ligatures w14:val="standardContextual"/>
     </w:rPr>
   </w:style>
   <w:style w:type="paragraph" w:styleId="Heading6">
@@ -1114,10 +3237,13 @@
       <w:outlineLvl w:val="5"/>
     </w:pPr>
     <w:rPr>
-      <w:rFonts w:eastAsiaTheme="majorEastAsia" w:cstheme="majorBidi"/>
+      <w:rFonts w:asciiTheme="minorHAnsi" w:eastAsiaTheme="majorEastAsia" w:hAnsiTheme="minorHAnsi" w:cstheme="majorBidi"/>
       <w:i/>
       <w:iCs/>
       <w:color w:val="595959" w:themeColor="text1" w:themeTint="A6"/>
+      <w:kern w:val="2"/>
+      <w:lang w:eastAsia="en-US"/>
+      <w14:ligatures w14:val="standardContextual"/>
     </w:rPr>
   </w:style>
   <w:style w:type="paragraph" w:styleId="Heading7">
@@ -1137,8 +3263,11 @@
       <w:outlineLvl w:val="6"/>
     </w:pPr>
     <w:rPr>
-      <w:rFonts w:eastAsiaTheme="majorEastAsia" w:cstheme="majorBidi"/>
+      <w:rFonts w:asciiTheme="minorHAnsi" w:eastAsiaTheme="majorEastAsia" w:hAnsiTheme="minorHAnsi" w:cstheme="majorBidi"/>
       <w:color w:val="595959" w:themeColor="text1" w:themeTint="A6"/>
+      <w:kern w:val="2"/>
+      <w:lang w:eastAsia="en-US"/>
+      <w14:ligatures w14:val="standardContextual"/>
     </w:rPr>
   </w:style>
   <w:style w:type="paragraph" w:styleId="Heading8">
@@ -1157,10 +3286,13 @@
       <w:outlineLvl w:val="7"/>
     </w:pPr>
     <w:rPr>
-      <w:rFonts w:eastAsiaTheme="majorEastAsia" w:cstheme="majorBidi"/>
+      <w:rFonts w:asciiTheme="minorHAnsi" w:eastAsiaTheme="majorEastAsia" w:hAnsiTheme="minorHAnsi" w:cstheme="majorBidi"/>
       <w:i/>
       <w:iCs/>
       <w:color w:val="272727" w:themeColor="text1" w:themeTint="D8"/>
+      <w:kern w:val="2"/>
+      <w:lang w:eastAsia="en-US"/>
+      <w14:ligatures w14:val="standardContextual"/>
     </w:rPr>
   </w:style>
   <w:style w:type="paragraph" w:styleId="Heading9">
@@ -1179,14 +3311,16 @@
       <w:outlineLvl w:val="8"/>
     </w:pPr>
     <w:rPr>
-      <w:rFonts w:eastAsiaTheme="majorEastAsia" w:cstheme="majorBidi"/>
+      <w:rFonts w:asciiTheme="minorHAnsi" w:eastAsiaTheme="majorEastAsia" w:hAnsiTheme="minorHAnsi" w:cstheme="majorBidi"/>
       <w:color w:val="272727" w:themeColor="text1" w:themeTint="D8"/>
+      <w:kern w:val="2"/>
+      <w:lang w:eastAsia="en-US"/>
+      <w14:ligatures w14:val="standardContextual"/>
     </w:rPr>
   </w:style>
   <w:style w:type="character" w:default="1" w:styleId="DefaultParagraphFont">
     <w:name w:val="Default Paragraph Font"/>
     <w:uiPriority w:val="1"/>
-    <w:semiHidden/>
     <w:unhideWhenUsed/>
   </w:style>
   <w:style w:type="table" w:default="1" w:styleId="TableNormal">
@@ -1345,6 +3479,8 @@
       <w:kern w:val="28"/>
       <w:sz w:val="56"/>
       <w:szCs w:val="56"/>
+      <w:lang w:eastAsia="en-US"/>
+      <w14:ligatures w14:val="standardContextual"/>
     </w:rPr>
   </w:style>
   <w:style w:type="character" w:customStyle="1" w:styleId="TitleChar">
@@ -1376,11 +3512,14 @@
       <w:spacing w:after="160"/>
     </w:pPr>
     <w:rPr>
-      <w:rFonts w:eastAsiaTheme="majorEastAsia" w:cstheme="majorBidi"/>
+      <w:rFonts w:asciiTheme="minorHAnsi" w:eastAsiaTheme="majorEastAsia" w:hAnsiTheme="minorHAnsi" w:cstheme="majorBidi"/>
       <w:color w:val="595959" w:themeColor="text1" w:themeTint="A6"/>
       <w:spacing w:val="15"/>
+      <w:kern w:val="2"/>
       <w:sz w:val="28"/>
       <w:szCs w:val="28"/>
+      <w:lang w:eastAsia="en-US"/>
+      <w14:ligatures w14:val="standardContextual"/>
     </w:rPr>
   </w:style>
   <w:style w:type="character" w:customStyle="1" w:styleId="SubtitleChar">
@@ -1410,9 +3549,13 @@
       <w:jc w:val="center"/>
     </w:pPr>
     <w:rPr>
+      <w:rFonts w:asciiTheme="minorHAnsi" w:eastAsiaTheme="minorHAnsi" w:hAnsiTheme="minorHAnsi" w:cstheme="minorBidi"/>
       <w:i/>
       <w:iCs/>
       <w:color w:val="404040" w:themeColor="text1" w:themeTint="BF"/>
+      <w:kern w:val="2"/>
+      <w:lang w:eastAsia="en-US"/>
+      <w14:ligatures w14:val="standardContextual"/>
     </w:rPr>
   </w:style>
   <w:style w:type="character" w:customStyle="1" w:styleId="QuoteChar">
@@ -1437,6 +3580,12 @@
       <w:ind w:left="720"/>
       <w:contextualSpacing/>
     </w:pPr>
+    <w:rPr>
+      <w:rFonts w:asciiTheme="minorHAnsi" w:eastAsiaTheme="minorHAnsi" w:hAnsiTheme="minorHAnsi" w:cstheme="minorBidi"/>
+      <w:kern w:val="2"/>
+      <w:lang w:eastAsia="en-US"/>
+      <w14:ligatures w14:val="standardContextual"/>
+    </w:rPr>
   </w:style>
   <w:style w:type="character" w:styleId="IntenseEmphasis">
     <w:name w:val="Intense Emphasis"/>
@@ -1468,9 +3617,13 @@
       <w:jc w:val="center"/>
     </w:pPr>
     <w:rPr>
+      <w:rFonts w:asciiTheme="minorHAnsi" w:eastAsiaTheme="minorHAnsi" w:hAnsiTheme="minorHAnsi" w:cstheme="minorBidi"/>
       <w:i/>
       <w:iCs/>
       <w:color w:val="0F4761" w:themeColor="accent1" w:themeShade="BF"/>
+      <w:kern w:val="2"/>
+      <w:lang w:eastAsia="en-US"/>
+      <w14:ligatures w14:val="standardContextual"/>
     </w:rPr>
   </w:style>
   <w:style w:type="character" w:customStyle="1" w:styleId="IntenseQuoteChar">
@@ -1518,6 +3671,12 @@
         <w:tab w:val="right" w:pos="9026"/>
       </w:tabs>
     </w:pPr>
+    <w:rPr>
+      <w:rFonts w:asciiTheme="minorHAnsi" w:eastAsiaTheme="minorHAnsi" w:hAnsiTheme="minorHAnsi" w:cstheme="minorBidi"/>
+      <w:kern w:val="2"/>
+      <w:lang w:eastAsia="en-US"/>
+      <w14:ligatures w14:val="standardContextual"/>
+    </w:rPr>
   </w:style>
   <w:style w:type="character" w:customStyle="1" w:styleId="HeaderChar">
     <w:name w:val="Header Char"/>
@@ -1539,6 +3698,12 @@
         <w:tab w:val="right" w:pos="9026"/>
       </w:tabs>
     </w:pPr>
+    <w:rPr>
+      <w:rFonts w:asciiTheme="minorHAnsi" w:eastAsiaTheme="minorHAnsi" w:hAnsiTheme="minorHAnsi" w:cstheme="minorBidi"/>
+      <w:kern w:val="2"/>
+      <w:lang w:eastAsia="en-US"/>
+      <w14:ligatures w14:val="standardContextual"/>
+    </w:rPr>
   </w:style>
   <w:style w:type="character" w:customStyle="1" w:styleId="FooterChar">
     <w:name w:val="Footer Char"/>
@@ -1738,6 +3903,150 @@
       <w:tcPr>
         <w:shd w:val="clear" w:color="auto" w:fill="F2F2F2" w:themeFill="background1" w:themeFillShade="F2"/>
       </w:tcPr>
+    </w:tblStylePr>
+  </w:style>
+  <w:style w:type="table" w:styleId="PlainTable3">
+    <w:name w:val="Plain Table 3"/>
+    <w:basedOn w:val="TableNormal"/>
+    <w:uiPriority w:val="43"/>
+    <w:rsid w:val="001722E9"/>
+    <w:tblPr>
+      <w:tblStyleRowBandSize w:val="1"/>
+      <w:tblStyleColBandSize w:val="1"/>
+    </w:tblPr>
+    <w:tblStylePr w:type="firstRow">
+      <w:rPr>
+        <w:b/>
+        <w:bCs/>
+        <w:caps/>
+      </w:rPr>
+      <w:tblPr/>
+      <w:tcPr>
+        <w:tcBorders>
+          <w:bottom w:val="single" w:sz="4" w:space="0" w:color="7F7F7F" w:themeColor="text1" w:themeTint="80"/>
+        </w:tcBorders>
+      </w:tcPr>
+    </w:tblStylePr>
+    <w:tblStylePr w:type="lastRow">
+      <w:rPr>
+        <w:b/>
+        <w:bCs/>
+        <w:caps/>
+      </w:rPr>
+      <w:tblPr/>
+      <w:tcPr>
+        <w:tcBorders>
+          <w:top w:val="nil"/>
+        </w:tcBorders>
+      </w:tcPr>
+    </w:tblStylePr>
+    <w:tblStylePr w:type="firstCol">
+      <w:rPr>
+        <w:b/>
+        <w:bCs/>
+        <w:caps/>
+      </w:rPr>
+      <w:tblPr/>
+      <w:tcPr>
+        <w:tcBorders>
+          <w:right w:val="single" w:sz="4" w:space="0" w:color="7F7F7F" w:themeColor="text1" w:themeTint="80"/>
+        </w:tcBorders>
+      </w:tcPr>
+    </w:tblStylePr>
+    <w:tblStylePr w:type="lastCol">
+      <w:rPr>
+        <w:b/>
+        <w:bCs/>
+        <w:caps/>
+      </w:rPr>
+      <w:tblPr/>
+      <w:tcPr>
+        <w:tcBorders>
+          <w:left w:val="nil"/>
+        </w:tcBorders>
+      </w:tcPr>
+    </w:tblStylePr>
+    <w:tblStylePr w:type="band1Vert">
+      <w:tblPr/>
+      <w:tcPr>
+        <w:shd w:val="clear" w:color="auto" w:fill="F2F2F2" w:themeFill="background1" w:themeFillShade="F2"/>
+      </w:tcPr>
+    </w:tblStylePr>
+    <w:tblStylePr w:type="band1Horz">
+      <w:tblPr/>
+      <w:tcPr>
+        <w:shd w:val="clear" w:color="auto" w:fill="F2F2F2" w:themeFill="background1" w:themeFillShade="F2"/>
+      </w:tcPr>
+    </w:tblStylePr>
+    <w:tblStylePr w:type="neCell">
+      <w:tblPr/>
+      <w:tcPr>
+        <w:tcBorders>
+          <w:left w:val="nil"/>
+        </w:tcBorders>
+      </w:tcPr>
+    </w:tblStylePr>
+    <w:tblStylePr w:type="nwCell">
+      <w:tblPr/>
+      <w:tcPr>
+        <w:tcBorders>
+          <w:right w:val="nil"/>
+        </w:tcBorders>
+      </w:tcPr>
+    </w:tblStylePr>
+  </w:style>
+  <w:style w:type="table" w:styleId="GridTable1Light">
+    <w:name w:val="Grid Table 1 Light"/>
+    <w:basedOn w:val="TableNormal"/>
+    <w:uiPriority w:val="46"/>
+    <w:rsid w:val="001641C2"/>
+    <w:tblPr>
+      <w:tblStyleRowBandSize w:val="1"/>
+      <w:tblStyleColBandSize w:val="1"/>
+      <w:tblBorders>
+        <w:top w:val="single" w:sz="4" w:space="0" w:color="999999" w:themeColor="text1" w:themeTint="66"/>
+        <w:left w:val="single" w:sz="4" w:space="0" w:color="999999" w:themeColor="text1" w:themeTint="66"/>
+        <w:bottom w:val="single" w:sz="4" w:space="0" w:color="999999" w:themeColor="text1" w:themeTint="66"/>
+        <w:right w:val="single" w:sz="4" w:space="0" w:color="999999" w:themeColor="text1" w:themeTint="66"/>
+        <w:insideH w:val="single" w:sz="4" w:space="0" w:color="999999" w:themeColor="text1" w:themeTint="66"/>
+        <w:insideV w:val="single" w:sz="4" w:space="0" w:color="999999" w:themeColor="text1" w:themeTint="66"/>
+      </w:tblBorders>
+    </w:tblPr>
+    <w:tblStylePr w:type="firstRow">
+      <w:rPr>
+        <w:b/>
+        <w:bCs/>
+      </w:rPr>
+      <w:tblPr/>
+      <w:tcPr>
+        <w:tcBorders>
+          <w:bottom w:val="single" w:sz="12" w:space="0" w:color="666666" w:themeColor="text1" w:themeTint="99"/>
+        </w:tcBorders>
+      </w:tcPr>
+    </w:tblStylePr>
+    <w:tblStylePr w:type="lastRow">
+      <w:rPr>
+        <w:b/>
+        <w:bCs/>
+      </w:rPr>
+      <w:tblPr/>
+      <w:tcPr>
+        <w:tcBorders>
+          <w:top w:val="double" w:sz="2" w:space="0" w:color="666666" w:themeColor="text1" w:themeTint="99"/>
+        </w:tcBorders>
+      </w:tcPr>
+    </w:tblStylePr>
+    <w:tblStylePr w:type="firstCol">
+      <w:rPr>
+        <w:b/>
+        <w:bCs/>
+      </w:rPr>
+    </w:tblStylePr>
+    <w:tblStylePr w:type="lastCol">
+      <w:rPr>
+        <w:b/>
+        <w:bCs/>
+      </w:rPr>
     </w:tblStylePr>
   </w:style>
 </w:styles>

--- a/03_Multisensory/WorkSheets/03_MitW_Worksheet_Multisensory.docx
+++ b/03_Multisensory/WorkSheets/03_MitW_Worksheet_Multisensory.docx
@@ -255,19 +255,7 @@
         <w:rPr>
           <w:rFonts w:ascii="Helvetica Light" w:hAnsi="Helvetica Light"/>
         </w:rPr>
-        <w:t xml:space="preserve">Exercise </w:t>
-      </w:r>
-      <w:r>
-        <w:rPr>
-          <w:rFonts w:ascii="Helvetica Light" w:hAnsi="Helvetica Light"/>
-        </w:rPr>
-        <w:t>2</w:t>
-      </w:r>
-      <w:r>
-        <w:rPr>
-          <w:rFonts w:ascii="Helvetica Light" w:hAnsi="Helvetica Light"/>
-        </w:rPr>
-        <w:t xml:space="preserve">: </w:t>
+        <w:t xml:space="preserve">Exercise 2: </w:t>
       </w:r>
       <w:r>
         <w:rPr>
@@ -523,41 +511,6 @@
     <w:p>
       <w:pPr>
         <w:rPr>
-          <w:rFonts w:ascii="Helvetica Light" w:hAnsi="Helvetica Light"/>
-        </w:rPr>
-      </w:pPr>
-    </w:p>
-    <w:p>
-      <w:pPr>
-        <w:rPr>
-          <w:rFonts w:ascii="Helvetica Light" w:hAnsi="Helvetica Light"/>
-        </w:rPr>
-      </w:pPr>
-    </w:p>
-    <w:p>
-      <w:pPr>
-        <w:rPr>
-          <w:rFonts w:ascii="Helvetica Light" w:hAnsi="Helvetica Light"/>
-        </w:rPr>
-      </w:pPr>
-    </w:p>
-    <w:p>
-      <w:pPr>
-        <w:rPr>
-          <w:rFonts w:ascii="Helvetica Light" w:hAnsi="Helvetica Light"/>
-        </w:rPr>
-      </w:pPr>
-    </w:p>
-    <w:p>
-      <w:pPr>
-        <w:rPr>
-          <w:rFonts w:ascii="Helvetica Light" w:hAnsi="Helvetica Light"/>
-        </w:rPr>
-      </w:pPr>
-    </w:p>
-    <w:p>
-      <w:pPr>
-        <w:rPr>
           <w:rFonts w:ascii="Helvetica Light" w:eastAsiaTheme="majorEastAsia" w:hAnsi="Helvetica Light" w:cstheme="majorBidi"/>
           <w:color w:val="0F4761" w:themeColor="accent1" w:themeShade="BF"/>
           <w:sz w:val="32"/>
@@ -629,7 +582,7 @@
           <w:noProof/>
         </w:rPr>
         <w:drawing>
-          <wp:inline distT="0" distB="0" distL="0" distR="0" wp14:anchorId="588E5841" wp14:editId="23370705">
+          <wp:inline distT="0" distB="0" distL="0" distR="0" wp14:anchorId="588E5841" wp14:editId="07B76C63">
             <wp:extent cx="4572000" cy="3657600"/>
             <wp:effectExtent l="0" t="0" r="0" b="0"/>
             <wp:docPr id="1641812096" name="Picture 1" descr="A square with a dotted line&#10;&#10;Description automatically generated"/>
@@ -682,19 +635,7 @@
         <w:rPr>
           <w:rFonts w:ascii="Helvetica Light" w:hAnsi="Helvetica Light"/>
         </w:rPr>
-        <w:t xml:space="preserve">Exercise </w:t>
-      </w:r>
-      <w:r>
-        <w:rPr>
-          <w:rFonts w:ascii="Helvetica Light" w:hAnsi="Helvetica Light"/>
-        </w:rPr>
-        <w:t>4</w:t>
-      </w:r>
-      <w:r>
-        <w:rPr>
-          <w:rFonts w:ascii="Helvetica Light" w:hAnsi="Helvetica Light"/>
-        </w:rPr>
-        <w:t xml:space="preserve">: </w:t>
+        <w:t xml:space="preserve">Exercise 4: </w:t>
       </w:r>
       <w:r>
         <w:rPr>
@@ -744,6 +685,7 @@
       <w:r>
         <w:rPr>
           <w:rFonts w:ascii="Helvetica Light" w:hAnsi="Helvetica Light"/>
+          <w:noProof/>
         </w:rPr>
         <w:drawing>
           <wp:inline distT="0" distB="0" distL="0" distR="0" wp14:anchorId="6E8DE1EB" wp14:editId="4204167B">
@@ -841,7 +783,13 @@
         <w:t>Left or Right</w:t>
       </w:r>
     </w:p>
-    <w:p/>
+    <w:p>
+      <w:pPr>
+        <w:rPr>
+          <w:rFonts w:ascii="Helvetica Light" w:hAnsi="Helvetica Light"/>
+        </w:rPr>
+      </w:pPr>
+    </w:p>
     <w:p>
       <w:pPr>
         <w:rPr>
@@ -891,11 +839,15 @@
             <w:pPr>
               <w:rPr>
                 <w:rFonts w:ascii="Helvetica Light" w:hAnsi="Helvetica Light"/>
+                <w:b w:val="0"/>
+                <w:bCs w:val="0"/>
               </w:rPr>
             </w:pPr>
             <w:r>
               <w:rPr>
                 <w:rFonts w:ascii="Helvetica Light" w:hAnsi="Helvetica Light"/>
+                <w:b w:val="0"/>
+                <w:bCs w:val="0"/>
               </w:rPr>
               <w:t>Repitition</w:t>
             </w:r>
@@ -913,11 +865,15 @@
               <w:cnfStyle w:val="100000000000" w:firstRow="1" w:lastRow="0" w:firstColumn="0" w:lastColumn="0" w:oddVBand="0" w:evenVBand="0" w:oddHBand="0" w:evenHBand="0" w:firstRowFirstColumn="0" w:firstRowLastColumn="0" w:lastRowFirstColumn="0" w:lastRowLastColumn="0"/>
               <w:rPr>
                 <w:rFonts w:ascii="Helvetica Light" w:hAnsi="Helvetica Light"/>
+                <w:b w:val="0"/>
+                <w:bCs w:val="0"/>
               </w:rPr>
             </w:pPr>
             <w:r>
               <w:rPr>
                 <w:rFonts w:ascii="Helvetica Light" w:hAnsi="Helvetica Light"/>
+                <w:b w:val="0"/>
+                <w:bCs w:val="0"/>
               </w:rPr>
               <w:t>-20</w:t>
             </w:r>
@@ -932,11 +888,15 @@
               <w:cnfStyle w:val="100000000000" w:firstRow="1" w:lastRow="0" w:firstColumn="0" w:lastColumn="0" w:oddVBand="0" w:evenVBand="0" w:oddHBand="0" w:evenHBand="0" w:firstRowFirstColumn="0" w:firstRowLastColumn="0" w:lastRowFirstColumn="0" w:lastRowLastColumn="0"/>
               <w:rPr>
                 <w:rFonts w:ascii="Helvetica Light" w:hAnsi="Helvetica Light"/>
+                <w:b w:val="0"/>
+                <w:bCs w:val="0"/>
               </w:rPr>
             </w:pPr>
             <w:r>
               <w:rPr>
                 <w:rFonts w:ascii="Helvetica Light" w:hAnsi="Helvetica Light"/>
+                <w:b w:val="0"/>
+                <w:bCs w:val="0"/>
               </w:rPr>
               <w:t>-1</w:t>
             </w:r>
@@ -951,11 +911,15 @@
               <w:cnfStyle w:val="100000000000" w:firstRow="1" w:lastRow="0" w:firstColumn="0" w:lastColumn="0" w:oddVBand="0" w:evenVBand="0" w:oddHBand="0" w:evenHBand="0" w:firstRowFirstColumn="0" w:firstRowLastColumn="0" w:lastRowFirstColumn="0" w:lastRowLastColumn="0"/>
               <w:rPr>
                 <w:rFonts w:ascii="Helvetica Light" w:hAnsi="Helvetica Light"/>
+                <w:b w:val="0"/>
+                <w:bCs w:val="0"/>
               </w:rPr>
             </w:pPr>
             <w:r>
               <w:rPr>
                 <w:rFonts w:ascii="Helvetica Light" w:hAnsi="Helvetica Light"/>
+                <w:b w:val="0"/>
+                <w:bCs w:val="0"/>
               </w:rPr>
               <w:t>1</w:t>
             </w:r>
@@ -970,11 +934,15 @@
               <w:cnfStyle w:val="100000000000" w:firstRow="1" w:lastRow="0" w:firstColumn="0" w:lastColumn="0" w:oddVBand="0" w:evenVBand="0" w:oddHBand="0" w:evenHBand="0" w:firstRowFirstColumn="0" w:firstRowLastColumn="0" w:lastRowFirstColumn="0" w:lastRowLastColumn="0"/>
               <w:rPr>
                 <w:rFonts w:ascii="Helvetica Light" w:hAnsi="Helvetica Light"/>
+                <w:b w:val="0"/>
+                <w:bCs w:val="0"/>
               </w:rPr>
             </w:pPr>
             <w:r>
               <w:rPr>
                 <w:rFonts w:ascii="Helvetica Light" w:hAnsi="Helvetica Light"/>
+                <w:b w:val="0"/>
+                <w:bCs w:val="0"/>
               </w:rPr>
               <w:t>20</w:t>
             </w:r>
@@ -994,11 +962,15 @@
             <w:pPr>
               <w:rPr>
                 <w:rFonts w:ascii="Helvetica Light" w:hAnsi="Helvetica Light"/>
+                <w:b w:val="0"/>
+                <w:bCs w:val="0"/>
               </w:rPr>
             </w:pPr>
             <w:r>
               <w:rPr>
                 <w:rFonts w:ascii="Helvetica Light" w:hAnsi="Helvetica Light"/>
+                <w:b w:val="0"/>
+                <w:bCs w:val="0"/>
               </w:rPr>
               <w:t>1</w:t>
             </w:r>
@@ -1067,11 +1039,15 @@
             <w:pPr>
               <w:rPr>
                 <w:rFonts w:ascii="Helvetica Light" w:hAnsi="Helvetica Light"/>
+                <w:b w:val="0"/>
+                <w:bCs w:val="0"/>
               </w:rPr>
             </w:pPr>
             <w:r>
               <w:rPr>
                 <w:rFonts w:ascii="Helvetica Light" w:hAnsi="Helvetica Light"/>
+                <w:b w:val="0"/>
+                <w:bCs w:val="0"/>
               </w:rPr>
               <w:t>2</w:t>
             </w:r>
@@ -1146,11 +1122,15 @@
             <w:pPr>
               <w:rPr>
                 <w:rFonts w:ascii="Helvetica Light" w:hAnsi="Helvetica Light"/>
+                <w:b w:val="0"/>
+                <w:bCs w:val="0"/>
               </w:rPr>
             </w:pPr>
             <w:r>
               <w:rPr>
                 <w:rFonts w:ascii="Helvetica Light" w:hAnsi="Helvetica Light"/>
+                <w:b w:val="0"/>
+                <w:bCs w:val="0"/>
               </w:rPr>
               <w:t>3</w:t>
             </w:r>
@@ -1234,11 +1214,15 @@
             <w:pPr>
               <w:rPr>
                 <w:rFonts w:ascii="Helvetica Light" w:hAnsi="Helvetica Light"/>
+                <w:b w:val="0"/>
+                <w:bCs w:val="0"/>
               </w:rPr>
             </w:pPr>
             <w:r>
               <w:rPr>
                 <w:rFonts w:ascii="Helvetica Light" w:hAnsi="Helvetica Light"/>
+                <w:b w:val="0"/>
+                <w:bCs w:val="0"/>
               </w:rPr>
               <w:t>Average</w:t>
             </w:r>
@@ -1370,7 +1354,7 @@
           <w:noProof/>
         </w:rPr>
         <w:drawing>
-          <wp:inline distT="0" distB="0" distL="0" distR="0" wp14:anchorId="3DA26069" wp14:editId="09837FBE">
+          <wp:inline distT="0" distB="0" distL="0" distR="0" wp14:anchorId="3DA26069" wp14:editId="7DD24BEB">
             <wp:extent cx="3676585" cy="2996418"/>
             <wp:effectExtent l="0" t="0" r="0" b="1270"/>
             <wp:docPr id="2" name="Content Placeholder 6" descr="Graphical user interface&#10;&#10;Description automatically generated">
@@ -1440,41 +1424,50 @@
           <w:rStyle w:val="Heading1Char"/>
           <w:rFonts w:ascii="Helvetica Light" w:hAnsi="Helvetica Light"/>
         </w:rPr>
-        <w:t xml:space="preserve">Exercise </w:t>
-      </w:r>
-      <w:r>
+        <w:t>Exercise 6: Is A better than B?</w:t>
+      </w:r>
+    </w:p>
+    <w:p>
+      <w:pPr>
+        <w:rPr>
+          <w:rFonts w:ascii="Helvetica Light" w:hAnsi="Helvetica Light"/>
+        </w:rPr>
+      </w:pPr>
+      <w:r>
+        <w:rPr>
+          <w:rFonts w:ascii="Helvetica Light" w:hAnsi="Helvetica Light"/>
+        </w:rPr>
+        <w:t>Participant A and B did the same heading task from the plots below which participant was better</w:t>
+      </w:r>
+      <w:r>
+        <w:rPr>
+          <w:rFonts w:ascii="Helvetica Light" w:hAnsi="Helvetica Light"/>
+        </w:rPr>
+        <w:t xml:space="preserve"> at the task</w:t>
+      </w:r>
+      <w:r>
+        <w:rPr>
+          <w:rFonts w:ascii="Helvetica Light" w:hAnsi="Helvetica Light"/>
+        </w:rPr>
+        <w:t>?</w:t>
+      </w:r>
+    </w:p>
+    <w:p>
+      <w:pPr>
+        <w:rPr>
+          <w:rFonts w:ascii="Helvetica Light" w:hAnsi="Helvetica Light"/>
+        </w:rPr>
+      </w:pPr>
+    </w:p>
+    <w:p>
+      <w:pPr>
+        <w:jc w:val="center"/>
         <w:rPr>
           <w:rStyle w:val="Heading1Char"/>
           <w:rFonts w:ascii="Helvetica Light" w:hAnsi="Helvetica Light"/>
-        </w:rPr>
-        <w:t>6</w:t>
-      </w:r>
-      <w:r>
-        <w:rPr>
-          <w:rStyle w:val="Heading1Char"/>
-          <w:rFonts w:ascii="Helvetica Light" w:hAnsi="Helvetica Light"/>
-        </w:rPr>
-        <w:t>:</w:t>
-      </w:r>
-      <w:r>
-        <w:rPr>
-          <w:rStyle w:val="Heading1Char"/>
-          <w:rFonts w:ascii="Helvetica Light" w:hAnsi="Helvetica Light"/>
-        </w:rPr>
-        <w:t xml:space="preserve"> Is A better than B?</w:t>
-      </w:r>
-    </w:p>
-    <w:p>
-      <w:r>
-        <w:t>Participant A and B did the same heading task from the plots below which participant was better?</w:t>
-      </w:r>
-    </w:p>
-    <w:p/>
-    <w:p>
-      <w:pPr>
-        <w:jc w:val="center"/>
-        <w:rPr>
-          <w:rFonts w:ascii="Helvetica Light" w:hAnsi="Helvetica Light"/>
+          <w:kern w:val="2"/>
+          <w:lang w:eastAsia="en-US"/>
+          <w14:ligatures w14:val="standardContextual"/>
         </w:rPr>
       </w:pPr>
       <w:r>
@@ -1552,7 +1545,7 @@
                 <v:stroke joinstyle="miter"/>
                 <v:path gradientshapeok="t" o:connecttype="rect"/>
               </v:shapetype>
-              <v:shape id="Text Box 1" o:spid="_x0000_s1026" type="#_x0000_t202" style="position:absolute;left:0;text-align:left;margin-left:79.95pt;margin-top:10.35pt;width:29.9pt;height:20.45pt;z-index:251659264;visibility:visible;mso-wrap-style:square;mso-width-percent:0;mso-height-percent:0;mso-wrap-distance-left:9pt;mso-wrap-distance-top:0;mso-wrap-distance-right:9pt;mso-wrap-distance-bottom:0;mso-position-horizontal:absolute;mso-position-horizontal-relative:text;mso-position-vertical:absolute;mso-position-vertical-relative:text;mso-width-percent:0;mso-height-percent:0;mso-width-relative:margin;mso-height-relative:margin;v-text-anchor:top" o:gfxdata="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" fillcolor="white [3201]" strokeweight=".5pt">
+              <v:shape id="Text Box 1" o:spid="_x0000_s1026" type="#_x0000_t202" style="position:absolute;left:0;text-align:left;margin-left:79.95pt;margin-top:10.35pt;width:29.9pt;height:20.45pt;z-index:251659264;visibility:visible;mso-wrap-style:square;mso-width-percent:0;mso-height-percent:0;mso-wrap-distance-left:9pt;mso-wrap-distance-top:0;mso-wrap-distance-right:9pt;mso-wrap-distance-bottom:0;mso-position-horizontal:absolute;mso-position-horizontal-relative:text;mso-position-vertical:absolute;mso-position-vertical-relative:text;mso-width-percent:0;mso-height-percent:0;mso-width-relative:margin;mso-height-relative:margin;v-text-anchor:top" o:gfxdata="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" fillcolor="white [3201]" strokeweight=".5pt">
                 <v:textbox>
                   <w:txbxContent>
                     <w:p>
@@ -1632,7 +1625,7 @@
           </mc:Choice>
           <mc:Fallback>
             <w:pict>
-              <v:shape w14:anchorId="355FD3AF" id="_x0000_s1027" type="#_x0000_t202" style="position:absolute;left:0;text-align:left;margin-left:282.5pt;margin-top:9.6pt;width:29.9pt;height:20.45pt;z-index:251661312;visibility:visible;mso-wrap-style:square;mso-wrap-distance-left:9pt;mso-wrap-distance-top:0;mso-wrap-distance-right:9pt;mso-wrap-distance-bottom:0;mso-position-horizontal:absolute;mso-position-horizontal-relative:text;mso-position-vertical:absolute;mso-position-vertical-relative:text;v-text-anchor:top" o:gfxdata="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" fillcolor="white [3201]" strokeweight=".5pt">
+              <v:shape w14:anchorId="355FD3AF" id="_x0000_s1027" type="#_x0000_t202" style="position:absolute;left:0;text-align:left;margin-left:282.5pt;margin-top:9.6pt;width:29.9pt;height:20.45pt;z-index:251661312;visibility:visible;mso-wrap-style:square;mso-wrap-distance-left:9pt;mso-wrap-distance-top:0;mso-wrap-distance-right:9pt;mso-wrap-distance-bottom:0;mso-position-horizontal:absolute;mso-position-horizontal-relative:text;mso-position-vertical:absolute;mso-position-vertical-relative:text;v-text-anchor:top" o:gfxdata="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" fillcolor="white [3201]" strokeweight=".5pt">
                 <v:textbox>
                   <w:txbxContent>
                     <w:p>
@@ -1650,6 +1643,7 @@
       <w:r>
         <w:rPr>
           <w:rFonts w:ascii="Helvetica Light" w:hAnsi="Helvetica Light"/>
+          <w:noProof/>
         </w:rPr>
         <w:drawing>
           <wp:inline distT="0" distB="0" distL="0" distR="0" wp14:anchorId="03EC7732" wp14:editId="5A20F790">
@@ -1716,6 +1710,7 @@
       <w:r>
         <w:rPr>
           <w:rFonts w:ascii="Helvetica Light" w:hAnsi="Helvetica Light"/>
+          <w:noProof/>
         </w:rPr>
         <w:drawing>
           <wp:inline distT="0" distB="0" distL="0" distR="0" wp14:anchorId="46ED4D2E" wp14:editId="27C560D8">
@@ -1773,15 +1768,13 @@
           </wp:inline>
         </w:drawing>
       </w:r>
-    </w:p>
-    <w:p>
-      <w:pPr>
-        <w:pStyle w:val="Heading2"/>
+      <w:r>
         <w:rPr>
           <w:rStyle w:val="Heading1Char"/>
           <w:rFonts w:ascii="Helvetica Light" w:hAnsi="Helvetica Light"/>
         </w:rPr>
-      </w:pPr>
+        <w:br w:type="page"/>
+      </w:r>
     </w:p>
     <w:p>
       <w:pPr>
@@ -1797,28 +1790,8 @@
           <w:rStyle w:val="Heading1Char"/>
           <w:rFonts w:ascii="Helvetica Light" w:hAnsi="Helvetica Light"/>
         </w:rPr>
-        <w:t xml:space="preserve">Exercise </w:t>
-      </w:r>
-      <w:r>
-        <w:rPr>
-          <w:rStyle w:val="Heading1Char"/>
-          <w:rFonts w:ascii="Helvetica Light" w:hAnsi="Helvetica Light"/>
-        </w:rPr>
-        <w:t>7</w:t>
-      </w:r>
-      <w:r>
-        <w:rPr>
-          <w:rStyle w:val="Heading1Char"/>
-          <w:rFonts w:ascii="Helvetica Light" w:hAnsi="Helvetica Light"/>
-        </w:rPr>
-        <w:t xml:space="preserve">: </w:t>
-      </w:r>
-      <w:r>
-        <w:rPr>
-          <w:rStyle w:val="Heading1Char"/>
-          <w:rFonts w:ascii="Helvetica Light" w:hAnsi="Helvetica Light"/>
-        </w:rPr>
-        <w:t>Multisensory Integration</w:t>
+        <w:lastRenderedPageBreak/>
+        <w:t>Exercise 7: Multisensory Integration</w:t>
       </w:r>
     </w:p>
     <w:p>
@@ -1905,25 +1878,7 @@
         <w:rPr>
           <w:rFonts w:ascii="Helvetica Light" w:hAnsi="Helvetica Light"/>
         </w:rPr>
-        <w:t>Exercise 7.</w:t>
-      </w:r>
-      <w:r>
-        <w:rPr>
-          <w:rFonts w:ascii="Helvetica Light" w:hAnsi="Helvetica Light"/>
-        </w:rPr>
-        <w:t>2</w:t>
-      </w:r>
-      <w:r>
-        <w:rPr>
-          <w:rFonts w:ascii="Helvetica Light" w:hAnsi="Helvetica Light"/>
-        </w:rPr>
-        <w:t xml:space="preserve"> </w:t>
-      </w:r>
-      <w:r>
-        <w:rPr>
-          <w:rFonts w:ascii="Helvetica Light" w:hAnsi="Helvetica Light"/>
-        </w:rPr>
-        <w:t>Sometimes conflict is good</w:t>
+        <w:t>Exercise 7.2 Sometimes conflict is good</w:t>
       </w:r>
     </w:p>
     <w:p>
@@ -1978,6 +1933,8 @@
             <w:pPr>
               <w:rPr>
                 <w:rFonts w:ascii="Helvetica Light" w:hAnsi="Helvetica Light"/>
+                <w:b w:val="0"/>
+                <w:bCs w:val="0"/>
               </w:rPr>
             </w:pPr>
           </w:p>
@@ -1991,11 +1948,15 @@
             <w:pPr>
               <w:rPr>
                 <w:rFonts w:ascii="Helvetica Light" w:hAnsi="Helvetica Light"/>
+                <w:b w:val="0"/>
+                <w:bCs w:val="0"/>
               </w:rPr>
             </w:pPr>
             <w:r>
               <w:rPr>
                 <w:rFonts w:ascii="Helvetica Light" w:hAnsi="Helvetica Light"/>
+                <w:b w:val="0"/>
+                <w:bCs w:val="0"/>
                 <w:lang w:val="en-US"/>
               </w:rPr>
               <w:t>Vestibular</w:t>
@@ -2011,11 +1972,15 @@
             <w:pPr>
               <w:rPr>
                 <w:rFonts w:ascii="Helvetica Light" w:hAnsi="Helvetica Light"/>
+                <w:b w:val="0"/>
+                <w:bCs w:val="0"/>
               </w:rPr>
             </w:pPr>
             <w:r>
               <w:rPr>
                 <w:rFonts w:ascii="Helvetica Light" w:hAnsi="Helvetica Light"/>
+                <w:b w:val="0"/>
+                <w:bCs w:val="0"/>
                 <w:lang w:val="en-US"/>
               </w:rPr>
               <w:t>Visual</w:t>
@@ -2031,11 +1996,15 @@
             <w:pPr>
               <w:rPr>
                 <w:rFonts w:ascii="Helvetica Light" w:hAnsi="Helvetica Light"/>
+                <w:b w:val="0"/>
+                <w:bCs w:val="0"/>
               </w:rPr>
             </w:pPr>
             <w:r>
               <w:rPr>
                 <w:rFonts w:ascii="Helvetica Light" w:hAnsi="Helvetica Light"/>
+                <w:b w:val="0"/>
+                <w:bCs w:val="0"/>
                 <w:lang w:val="en-US"/>
               </w:rPr>
               <w:t>Vestibular Weight</w:t>
@@ -3321,6 +3290,7 @@
   <w:style w:type="character" w:default="1" w:styleId="DefaultParagraphFont">
     <w:name w:val="Default Paragraph Font"/>
     <w:uiPriority w:val="1"/>
+    <w:semiHidden/>
     <w:unhideWhenUsed/>
   </w:style>
   <w:style w:type="table" w:default="1" w:styleId="TableNormal">
